--- a/Course/1 Component 1 - Computer Systems/1.5 Legal, Moral, Cultural and Ethical Issues/00 Topic Resources/6 End-of-Topic Worksheet (editable).docx
+++ b/Course/1 Component 1 - Computer Systems/1.5 Legal, Moral, Cultural and Ethical Issues/00 Topic Resources/6 End-of-Topic Worksheet (editable).docx
@@ -7,12 +7,17 @@
         <w:pStyle w:val="Heading1"/>
       </w:pPr>
       <w:r>
+        <w:rPr>
+          <w:b w:val="0"/>
+          <w:i w:val="0"/>
+        </w:rPr>
         <w:t>Worksheet — 1.5 Legal, Moral, Cultural &amp; Ethical Issues</w:t>
       </w:r>
     </w:p>
     <w:p>
       <w:r>
         <w:rPr>
+          <w:b w:val="0"/>
           <w:i/>
         </w:rPr>
         <w:t>OCR A Level Computer Science H446 — Component 01, Section 1.5 (1.5.1 legislation; 1.5.2 moral/ethical/cultural/social impact)</w:t>
@@ -20,65 +25,19 @@
     </w:p>
     <w:p>
       <w:r>
-        <w:t xml:space="preserve">Name: </w:t>
-      </w:r>
-      <w:r>
         <w:rPr>
-          <w:b/>
+          <w:b w:val="0"/>
+          <w:i w:val="0"/>
         </w:rPr>
-        <w:t>_</w:t>
-      </w:r>
-      <w:r>
-        <w:rPr>
-          <w:b/>
-        </w:rPr>
-        <w:t>_</w:t>
-      </w:r>
-      <w:r>
-        <w:rPr>
-          <w:b/>
-        </w:rPr>
-        <w:t>_</w:t>
-      </w:r>
-      <w:r>
-        <w:rPr>
-          <w:b/>
-        </w:rPr>
-        <w:t>_</w:t>
-      </w:r>
-      <w:r>
-        <w:rPr>
-          <w:b/>
-        </w:rPr>
-        <w:t xml:space="preserve">  Date: </w:t>
-      </w:r>
-      <w:r>
-        <w:rPr>
-          <w:b/>
-        </w:rPr>
-        <w:t>_</w:t>
-      </w:r>
-      <w:r>
-        <w:rPr>
-          <w:b/>
-        </w:rPr>
-        <w:t>_</w:t>
-      </w:r>
-      <w:r>
-        <w:rPr>
-          <w:b/>
-        </w:rPr>
-        <w:t>_</w:t>
-      </w:r>
-      <w:r>
-        <w:rPr>
-          <w:b/>
-        </w:rPr>
-        <w:t>_</w:t>
+        <w:t>Name: ______________________  Date: ______________________</w:t>
       </w:r>
     </w:p>
     <w:p>
       <w:r>
+        <w:rPr>
+          <w:b w:val="0"/>
+          <w:i w:val="0"/>
+        </w:rPr>
         <w:t>Time: ~60 min.</w:t>
       </w:r>
     </w:p>
@@ -94,6 +53,10 @@
         <w:pStyle w:val="Heading2"/>
       </w:pPr>
       <w:r>
+        <w:rPr>
+          <w:b w:val="0"/>
+          <w:i w:val="0"/>
+        </w:rPr>
         <w:t>Section A — Skills practice</w:t>
       </w:r>
     </w:p>
@@ -102,11 +65,19 @@
         <w:pStyle w:val="Heading3"/>
       </w:pPr>
       <w:r>
+        <w:rPr>
+          <w:b w:val="0"/>
+          <w:i w:val="0"/>
+        </w:rPr>
         <w:t>Activity 1 — Match each law to what it covers</w:t>
       </w:r>
     </w:p>
     <w:p>
       <w:r>
+        <w:rPr>
+          <w:b w:val="0"/>
+          <w:i w:val="0"/>
+        </w:rPr>
         <w:t>Draw a line, or write the matching letter in the box.</w:t>
       </w:r>
     </w:p>
@@ -136,6 +107,7 @@
             <w:r>
               <w:rPr>
                 <w:b/>
+                <w:i w:val="0"/>
               </w:rPr>
               <w:t>Law</w:t>
             </w:r>
@@ -168,6 +140,7 @@
             <w:r>
               <w:rPr>
                 <w:b/>
+                <w:i w:val="0"/>
               </w:rPr>
               <w:t>What it covers</w:t>
             </w:r>
@@ -184,6 +157,7 @@
             <w:r>
               <w:rPr>
                 <w:b/>
+                <w:i w:val="0"/>
               </w:rPr>
               <w:t>1. Data Protection Act 2018 (+ GDPR)</w:t>
             </w:r>
@@ -196,6 +170,10 @@
           <w:p>
             <w:r/>
             <w:r>
+              <w:rPr>
+                <w:b w:val="0"/>
+                <w:i w:val="0"/>
+              </w:rPr>
               <w:t>☐</w:t>
             </w:r>
           </w:p>
@@ -207,15 +185,24 @@
           <w:p>
             <w:r/>
             <w:r>
+              <w:rPr>
+                <w:b w:val="0"/>
+                <w:i w:val="0"/>
+              </w:rPr>
               <w:t xml:space="preserve">A. How </w:t>
             </w:r>
             <w:r>
               <w:rPr>
                 <w:b/>
+                <w:i w:val="0"/>
               </w:rPr>
               <w:t>public bodies</w:t>
             </w:r>
             <w:r>
+              <w:rPr>
+                <w:b w:val="0"/>
+                <w:i w:val="0"/>
+              </w:rPr>
               <w:t xml:space="preserve"> (police, security services) may monitor/intercept communications, with rules on who can authorise it</w:t>
             </w:r>
           </w:p>
@@ -231,6 +218,7 @@
             <w:r>
               <w:rPr>
                 <w:b/>
+                <w:i w:val="0"/>
               </w:rPr>
               <w:t>2. Computer Misuse Act 1990</w:t>
             </w:r>
@@ -243,6 +231,10 @@
           <w:p>
             <w:r/>
             <w:r>
+              <w:rPr>
+                <w:b w:val="0"/>
+                <w:i w:val="0"/>
+              </w:rPr>
               <w:t>☐</w:t>
             </w:r>
           </w:p>
@@ -254,15 +246,24 @@
           <w:p>
             <w:r/>
             <w:r>
+              <w:rPr>
+                <w:b w:val="0"/>
+                <w:i w:val="0"/>
+              </w:rPr>
               <w:t xml:space="preserve">B. </w:t>
             </w:r>
             <w:r>
               <w:rPr>
                 <w:b/>
+                <w:i w:val="0"/>
               </w:rPr>
               <w:t>Intellectual property</w:t>
             </w:r>
             <w:r>
+              <w:rPr>
+                <w:b w:val="0"/>
+                <w:i w:val="0"/>
+              </w:rPr>
               <w:t xml:space="preserve"> — protects original works, software, music and designs from being copied without a licence</w:t>
             </w:r>
           </w:p>
@@ -278,6 +279,7 @@
             <w:r>
               <w:rPr>
                 <w:b/>
+                <w:i w:val="0"/>
               </w:rPr>
               <w:t>3. Copyright, Designs &amp; Patents Act 1988</w:t>
             </w:r>
@@ -290,6 +292,10 @@
           <w:p>
             <w:r/>
             <w:r>
+              <w:rPr>
+                <w:b w:val="0"/>
+                <w:i w:val="0"/>
+              </w:rPr>
               <w:t>☐</w:t>
             </w:r>
           </w:p>
@@ -301,15 +307,24 @@
           <w:p>
             <w:r/>
             <w:r>
+              <w:rPr>
+                <w:b w:val="0"/>
+                <w:i w:val="0"/>
+              </w:rPr>
               <w:t xml:space="preserve">C. How organisations collect, store and process </w:t>
             </w:r>
             <w:r>
               <w:rPr>
                 <w:b/>
+                <w:i w:val="0"/>
               </w:rPr>
               <w:t>personal data</w:t>
             </w:r>
             <w:r>
+              <w:rPr>
+                <w:b w:val="0"/>
+                <w:i w:val="0"/>
+              </w:rPr>
               <w:t xml:space="preserve"> about living individuals</w:t>
             </w:r>
           </w:p>
@@ -325,6 +340,7 @@
             <w:r>
               <w:rPr>
                 <w:b/>
+                <w:i w:val="0"/>
               </w:rPr>
               <w:t>4. Regulation of Investigatory Powers Act 2000 (RIPA)</w:t>
             </w:r>
@@ -337,6 +353,10 @@
           <w:p>
             <w:r/>
             <w:r>
+              <w:rPr>
+                <w:b w:val="0"/>
+                <w:i w:val="0"/>
+              </w:rPr>
               <w:t>☐</w:t>
             </w:r>
           </w:p>
@@ -348,15 +368,24 @@
           <w:p>
             <w:r/>
             <w:r>
+              <w:rPr>
+                <w:b w:val="0"/>
+                <w:i w:val="0"/>
+              </w:rPr>
               <w:t xml:space="preserve">D. </w:t>
             </w:r>
             <w:r>
               <w:rPr>
                 <w:b/>
+                <w:i w:val="0"/>
               </w:rPr>
               <w:t>Unauthorised access</w:t>
             </w:r>
             <w:r>
+              <w:rPr>
+                <w:b w:val="0"/>
+                <w:i w:val="0"/>
+              </w:rPr>
               <w:t xml:space="preserve"> to computer systems — hacking, malware and unauthorised modification</w:t>
             </w:r>
           </w:p>
@@ -366,30 +395,11 @@
     <w:p/>
     <w:p>
       <w:r>
-        <w:t xml:space="preserve">Answers: 1 = </w:t>
-      </w:r>
-      <w:r>
         <w:rPr>
-          <w:b/>
+          <w:b w:val="0"/>
+          <w:i w:val="0"/>
         </w:rPr>
-        <w:t xml:space="preserve">__  2 = </w:t>
-      </w:r>
-      <w:r>
-        <w:rPr>
-          <w:b/>
-        </w:rPr>
-        <w:t xml:space="preserve">  3 = </w:t>
-      </w:r>
-      <w:r>
-        <w:rPr>
-          <w:b/>
-        </w:rPr>
-        <w:t xml:space="preserve">  4 = </w:t>
-      </w:r>
-      <w:r>
-        <w:rPr>
-          <w:b/>
-        </w:rPr>
+        <w:t>Answers: 1 = ____  2 = ____  3 = ____  4 = ____</w:t>
       </w:r>
     </w:p>
     <w:p>
@@ -404,47 +414,75 @@
         <w:pStyle w:val="Heading3"/>
       </w:pPr>
       <w:r>
+        <w:rPr>
+          <w:b w:val="0"/>
+          <w:i w:val="0"/>
+        </w:rPr>
         <w:t>Activity 2 — Which law applies?</w:t>
       </w:r>
     </w:p>
     <w:p>
       <w:r>
+        <w:rPr>
+          <w:b w:val="0"/>
+          <w:i w:val="0"/>
+        </w:rPr>
         <w:t xml:space="preserve">For each scenario, name the relevant </w:t>
       </w:r>
       <w:r>
         <w:rPr>
           <w:b/>
+          <w:i w:val="0"/>
         </w:rPr>
         <w:t>Act</w:t>
       </w:r>
       <w:r>
+        <w:rPr>
+          <w:b w:val="0"/>
+          <w:i w:val="0"/>
+        </w:rPr>
         <w:t xml:space="preserve">. For any Computer Misuse Act scenario, also state </w:t>
       </w:r>
       <w:r>
         <w:rPr>
           <w:b/>
+          <w:i w:val="0"/>
         </w:rPr>
         <w:t>which of the three offences</w:t>
       </w:r>
       <w:r>
+        <w:rPr>
+          <w:b w:val="0"/>
+          <w:i w:val="0"/>
+        </w:rPr>
         <w:t xml:space="preserve"> applies (Offence 1 = unauthorised access; Offence 2 = unauthorised access </w:t>
       </w:r>
       <w:r>
         <w:rPr>
+          <w:b w:val="0"/>
           <w:i/>
         </w:rPr>
         <w:t>with intent</w:t>
       </w:r>
       <w:r>
+        <w:rPr>
+          <w:b w:val="0"/>
+          <w:i w:val="0"/>
+        </w:rPr>
         <w:t xml:space="preserve"> to commit a further offence; Offence 3 = unauthorised </w:t>
       </w:r>
       <w:r>
         <w:rPr>
+          <w:b w:val="0"/>
           <w:i/>
         </w:rPr>
         <w:t>modification</w:t>
       </w:r>
       <w:r>
+        <w:rPr>
+          <w:b w:val="0"/>
+          <w:i w:val="0"/>
+        </w:rPr>
         <w:t>).</w:t>
       </w:r>
     </w:p>
@@ -453,71 +491,20 @@
         <w:pStyle w:val="ListNumber"/>
       </w:pPr>
       <w:r>
+        <w:rPr>
+          <w:b w:val="0"/>
+          <w:i w:val="0"/>
+        </w:rPr>
         <w:t>A company keeps customers' addresses for ten years after they stop being customers, with no reason to do so.</w:t>
       </w:r>
     </w:p>
     <w:p>
       <w:r>
-        <w:t xml:space="preserve">   Act: </w:t>
-      </w:r>
-      <w:r>
         <w:rPr>
-          <w:b/>
+          <w:b w:val="0"/>
+          <w:i w:val="0"/>
         </w:rPr>
-        <w:t>_</w:t>
-      </w:r>
-      <w:r>
-        <w:rPr>
-          <w:b/>
-        </w:rPr>
-        <w:t>_</w:t>
-      </w:r>
-      <w:r>
-        <w:rPr>
-          <w:b/>
-        </w:rPr>
-        <w:t>_</w:t>
-      </w:r>
-      <w:r>
-        <w:rPr>
-          <w:b/>
-        </w:rPr>
-        <w:t>_</w:t>
-      </w:r>
-      <w:r>
-        <w:rPr>
-          <w:b/>
-        </w:rPr>
-        <w:t>_</w:t>
-      </w:r>
-      <w:r>
-        <w:rPr>
-          <w:b/>
-        </w:rPr>
-        <w:t>_</w:t>
-      </w:r>
-      <w:r>
-        <w:rPr>
-          <w:b/>
-        </w:rPr>
-        <w:t>_</w:t>
-      </w:r>
-      <w:r>
-        <w:rPr>
-          <w:b/>
-        </w:rPr>
-        <w:t>_</w:t>
-      </w:r>
-      <w:r>
-        <w:rPr>
-          <w:b/>
-        </w:rPr>
-        <w:t>_</w:t>
-      </w:r>
-      <w:r>
-        <w:rPr>
-          <w:b/>
-        </w:rPr>
+        <w:t xml:space="preserve">   Act: ________________________________________________</w:t>
       </w:r>
     </w:p>
     <w:p>
@@ -525,53 +512,20 @@
         <w:pStyle w:val="ListNumber"/>
       </w:pPr>
       <w:r>
+        <w:rPr>
+          <w:b w:val="0"/>
+          <w:i w:val="0"/>
+        </w:rPr>
         <w:t>A student logs in with a teacher's password "just to look around" the staff system, but changes nothing.</w:t>
       </w:r>
     </w:p>
     <w:p>
       <w:r>
-        <w:t xml:space="preserve">   Act: </w:t>
-      </w:r>
-      <w:r>
         <w:rPr>
-          <w:b/>
+          <w:b w:val="0"/>
+          <w:i w:val="0"/>
         </w:rPr>
-        <w:t>_</w:t>
-      </w:r>
-      <w:r>
-        <w:rPr>
-          <w:b/>
-        </w:rPr>
-        <w:t>_</w:t>
-      </w:r>
-      <w:r>
-        <w:rPr>
-          <w:b/>
-        </w:rPr>
-        <w:t>_</w:t>
-      </w:r>
-      <w:r>
-        <w:rPr>
-          <w:b/>
-        </w:rPr>
-        <w:t>_</w:t>
-      </w:r>
-      <w:r>
-        <w:rPr>
-          <w:b/>
-        </w:rPr>
-        <w:t>_</w:t>
-      </w:r>
-      <w:r>
-        <w:rPr>
-          <w:b/>
-        </w:rPr>
-        <w:t xml:space="preserve">_  Offence (if CMA): </w:t>
-      </w:r>
-      <w:r>
-        <w:rPr>
-          <w:b/>
-        </w:rPr>
+        <w:t xml:space="preserve">   Act: ____________________________  Offence (if CMA): ______</w:t>
       </w:r>
     </w:p>
     <w:p>
@@ -579,71 +533,20 @@
         <w:pStyle w:val="ListNumber"/>
       </w:pPr>
       <w:r>
+        <w:rPr>
+          <w:b w:val="0"/>
+          <w:i w:val="0"/>
+        </w:rPr>
         <w:t>Someone downloads and shares the latest blockbuster film for free from a torrent site.</w:t>
       </w:r>
     </w:p>
     <w:p>
       <w:r>
-        <w:t xml:space="preserve">   Act: </w:t>
-      </w:r>
-      <w:r>
         <w:rPr>
-          <w:b/>
+          <w:b w:val="0"/>
+          <w:i w:val="0"/>
         </w:rPr>
-        <w:t>_</w:t>
-      </w:r>
-      <w:r>
-        <w:rPr>
-          <w:b/>
-        </w:rPr>
-        <w:t>_</w:t>
-      </w:r>
-      <w:r>
-        <w:rPr>
-          <w:b/>
-        </w:rPr>
-        <w:t>_</w:t>
-      </w:r>
-      <w:r>
-        <w:rPr>
-          <w:b/>
-        </w:rPr>
-        <w:t>_</w:t>
-      </w:r>
-      <w:r>
-        <w:rPr>
-          <w:b/>
-        </w:rPr>
-        <w:t>_</w:t>
-      </w:r>
-      <w:r>
-        <w:rPr>
-          <w:b/>
-        </w:rPr>
-        <w:t>_</w:t>
-      </w:r>
-      <w:r>
-        <w:rPr>
-          <w:b/>
-        </w:rPr>
-        <w:t>_</w:t>
-      </w:r>
-      <w:r>
-        <w:rPr>
-          <w:b/>
-        </w:rPr>
-        <w:t>_</w:t>
-      </w:r>
-      <w:r>
-        <w:rPr>
-          <w:b/>
-        </w:rPr>
-        <w:t>_</w:t>
-      </w:r>
-      <w:r>
-        <w:rPr>
-          <w:b/>
-        </w:rPr>
+        <w:t xml:space="preserve">   Act: ________________________________________________</w:t>
       </w:r>
     </w:p>
     <w:p>
@@ -651,53 +554,20 @@
         <w:pStyle w:val="ListNumber"/>
       </w:pPr>
       <w:r>
+        <w:rPr>
+          <w:b w:val="0"/>
+          <w:i w:val="0"/>
+        </w:rPr>
         <w:t>A criminal hacks into a bank's servers in order to transfer money into their own account.</w:t>
       </w:r>
     </w:p>
     <w:p>
       <w:r>
-        <w:t xml:space="preserve">   Act: </w:t>
-      </w:r>
-      <w:r>
         <w:rPr>
-          <w:b/>
+          <w:b w:val="0"/>
+          <w:i w:val="0"/>
         </w:rPr>
-        <w:t>_</w:t>
-      </w:r>
-      <w:r>
-        <w:rPr>
-          <w:b/>
-        </w:rPr>
-        <w:t>_</w:t>
-      </w:r>
-      <w:r>
-        <w:rPr>
-          <w:b/>
-        </w:rPr>
-        <w:t>_</w:t>
-      </w:r>
-      <w:r>
-        <w:rPr>
-          <w:b/>
-        </w:rPr>
-        <w:t>_</w:t>
-      </w:r>
-      <w:r>
-        <w:rPr>
-          <w:b/>
-        </w:rPr>
-        <w:t>_</w:t>
-      </w:r>
-      <w:r>
-        <w:rPr>
-          <w:b/>
-        </w:rPr>
-        <w:t xml:space="preserve">_  Offence (if CMA): </w:t>
-      </w:r>
-      <w:r>
-        <w:rPr>
-          <w:b/>
-        </w:rPr>
+        <w:t xml:space="preserve">   Act: ____________________________  Offence (if CMA): ______</w:t>
       </w:r>
     </w:p>
     <w:p>
@@ -705,71 +575,20 @@
         <w:pStyle w:val="ListNumber"/>
       </w:pPr>
       <w:r>
+        <w:rPr>
+          <w:b w:val="0"/>
+          <w:i w:val="0"/>
+        </w:rPr>
         <w:t>A local council secretly intercepts a resident's emails without obtaining the proper authorisation.</w:t>
       </w:r>
     </w:p>
     <w:p>
       <w:r>
-        <w:t xml:space="preserve">   Act: </w:t>
-      </w:r>
-      <w:r>
         <w:rPr>
-          <w:b/>
+          <w:b w:val="0"/>
+          <w:i w:val="0"/>
         </w:rPr>
-        <w:t>_</w:t>
-      </w:r>
-      <w:r>
-        <w:rPr>
-          <w:b/>
-        </w:rPr>
-        <w:t>_</w:t>
-      </w:r>
-      <w:r>
-        <w:rPr>
-          <w:b/>
-        </w:rPr>
-        <w:t>_</w:t>
-      </w:r>
-      <w:r>
-        <w:rPr>
-          <w:b/>
-        </w:rPr>
-        <w:t>_</w:t>
-      </w:r>
-      <w:r>
-        <w:rPr>
-          <w:b/>
-        </w:rPr>
-        <w:t>_</w:t>
-      </w:r>
-      <w:r>
-        <w:rPr>
-          <w:b/>
-        </w:rPr>
-        <w:t>_</w:t>
-      </w:r>
-      <w:r>
-        <w:rPr>
-          <w:b/>
-        </w:rPr>
-        <w:t>_</w:t>
-      </w:r>
-      <w:r>
-        <w:rPr>
-          <w:b/>
-        </w:rPr>
-        <w:t>_</w:t>
-      </w:r>
-      <w:r>
-        <w:rPr>
-          <w:b/>
-        </w:rPr>
-        <w:t>_</w:t>
-      </w:r>
-      <w:r>
-        <w:rPr>
-          <w:b/>
-        </w:rPr>
+        <w:t xml:space="preserve">   Act: ________________________________________________</w:t>
       </w:r>
     </w:p>
     <w:p>
@@ -777,53 +596,20 @@
         <w:pStyle w:val="ListNumber"/>
       </w:pPr>
       <w:r>
+        <w:rPr>
+          <w:b w:val="0"/>
+          <w:i w:val="0"/>
+        </w:rPr>
         <w:t>An attacker releases ransomware that encrypts a hospital's files and demands payment.</w:t>
       </w:r>
     </w:p>
     <w:p>
       <w:r>
-        <w:t xml:space="preserve">   Act: </w:t>
-      </w:r>
-      <w:r>
         <w:rPr>
-          <w:b/>
+          <w:b w:val="0"/>
+          <w:i w:val="0"/>
         </w:rPr>
-        <w:t>_</w:t>
-      </w:r>
-      <w:r>
-        <w:rPr>
-          <w:b/>
-        </w:rPr>
-        <w:t>_</w:t>
-      </w:r>
-      <w:r>
-        <w:rPr>
-          <w:b/>
-        </w:rPr>
-        <w:t>_</w:t>
-      </w:r>
-      <w:r>
-        <w:rPr>
-          <w:b/>
-        </w:rPr>
-        <w:t>_</w:t>
-      </w:r>
-      <w:r>
-        <w:rPr>
-          <w:b/>
-        </w:rPr>
-        <w:t>_</w:t>
-      </w:r>
-      <w:r>
-        <w:rPr>
-          <w:b/>
-        </w:rPr>
-        <w:t xml:space="preserve">_  Offence (if CMA): </w:t>
-      </w:r>
-      <w:r>
-        <w:rPr>
-          <w:b/>
-        </w:rPr>
+        <w:t xml:space="preserve">   Act: ____________________________  Offence (if CMA): ______</w:t>
       </w:r>
     </w:p>
     <w:p>
@@ -838,29 +624,47 @@
         <w:pStyle w:val="Heading3"/>
       </w:pPr>
       <w:r>
+        <w:rPr>
+          <w:b w:val="0"/>
+          <w:i w:val="0"/>
+        </w:rPr>
         <w:t>Activity 3 — Stakeholders and impacts</w:t>
       </w:r>
     </w:p>
     <w:p>
       <w:r>
+        <w:rPr>
+          <w:b w:val="0"/>
+          <w:i w:val="0"/>
+        </w:rPr>
         <w:t xml:space="preserve">Choose </w:t>
       </w:r>
       <w:r>
         <w:rPr>
           <w:b/>
+          <w:i w:val="0"/>
         </w:rPr>
         <w:t>one</w:t>
       </w:r>
       <w:r>
+        <w:rPr>
+          <w:b w:val="0"/>
+          <w:i w:val="0"/>
+        </w:rPr>
         <w:t xml:space="preserve"> ethical issue (e.g. automation in the workplace, mass surveillance, the digital divide, AI bias, offshoring). Write it below, then complete a benefit </w:t>
       </w:r>
       <w:r>
         <w:rPr>
           <w:b/>
+          <w:i w:val="0"/>
         </w:rPr>
         <w:t>and</w:t>
       </w:r>
       <w:r>
+        <w:rPr>
+          <w:b w:val="0"/>
+          <w:i w:val="0"/>
+        </w:rPr>
         <w:t xml:space="preserve"> a drawback for each stakeholder.</w:t>
       </w:r>
     </w:p>
@@ -868,70 +672,16 @@
       <w:r>
         <w:rPr>
           <w:b/>
+          <w:i w:val="0"/>
         </w:rPr>
         <w:t>Issue chosen:</w:t>
       </w:r>
       <w:r>
-        <w:t xml:space="preserve"> </w:t>
-      </w:r>
-      <w:r>
         <w:rPr>
-          <w:b/>
+          <w:b w:val="0"/>
+          <w:i w:val="0"/>
         </w:rPr>
-        <w:t>_</w:t>
-      </w:r>
-      <w:r>
-        <w:rPr>
-          <w:b/>
-        </w:rPr>
-        <w:t>_</w:t>
-      </w:r>
-      <w:r>
-        <w:rPr>
-          <w:b/>
-        </w:rPr>
-        <w:t>_</w:t>
-      </w:r>
-      <w:r>
-        <w:rPr>
-          <w:b/>
-        </w:rPr>
-        <w:t>_</w:t>
-      </w:r>
-      <w:r>
-        <w:rPr>
-          <w:b/>
-        </w:rPr>
-        <w:t>_</w:t>
-      </w:r>
-      <w:r>
-        <w:rPr>
-          <w:b/>
-        </w:rPr>
-        <w:t>_</w:t>
-      </w:r>
-      <w:r>
-        <w:rPr>
-          <w:b/>
-        </w:rPr>
-        <w:t>_</w:t>
-      </w:r>
-      <w:r>
-        <w:rPr>
-          <w:b/>
-        </w:rPr>
-        <w:t>_</w:t>
-      </w:r>
-      <w:r>
-        <w:rPr>
-          <w:b/>
-        </w:rPr>
-        <w:t>_</w:t>
-      </w:r>
-      <w:r>
-        <w:rPr>
-          <w:b/>
-        </w:rPr>
+        <w:t xml:space="preserve"> ________________________________________________</w:t>
       </w:r>
     </w:p>
     <w:tbl>
@@ -960,6 +710,7 @@
             <w:r>
               <w:rPr>
                 <w:b/>
+                <w:i w:val="0"/>
               </w:rPr>
               <w:t>Stakeholder</w:t>
             </w:r>
@@ -979,6 +730,7 @@
             <w:r>
               <w:rPr>
                 <w:b/>
+                <w:i w:val="0"/>
               </w:rPr>
               <w:t>Benefit (+)</w:t>
             </w:r>
@@ -998,6 +750,7 @@
             <w:r>
               <w:rPr>
                 <w:b/>
+                <w:i w:val="0"/>
               </w:rPr>
               <w:t>Drawback (−)</w:t>
             </w:r>
@@ -1012,6 +765,10 @@
           <w:p>
             <w:r/>
             <w:r>
+              <w:rPr>
+                <w:b w:val="0"/>
+                <w:i w:val="0"/>
+              </w:rPr>
               <w:t>Individuals / consumers</w:t>
             </w:r>
           </w:p>
@@ -1041,6 +798,10 @@
           <w:p>
             <w:r/>
             <w:r>
+              <w:rPr>
+                <w:b w:val="0"/>
+                <w:i w:val="0"/>
+              </w:rPr>
               <w:t>Employees / workers</w:t>
             </w:r>
           </w:p>
@@ -1070,6 +831,10 @@
           <w:p>
             <w:r/>
             <w:r>
+              <w:rPr>
+                <w:b w:val="0"/>
+                <w:i w:val="0"/>
+              </w:rPr>
               <w:t>Businesses / employers</w:t>
             </w:r>
           </w:p>
@@ -1099,6 +864,10 @@
           <w:p>
             <w:r/>
             <w:r>
+              <w:rPr>
+                <w:b w:val="0"/>
+                <w:i w:val="0"/>
+              </w:rPr>
               <w:t>Government / wider society</w:t>
             </w:r>
           </w:p>
@@ -1134,6 +903,10 @@
         <w:pStyle w:val="Heading3"/>
       </w:pPr>
       <w:r>
+        <w:rPr>
+          <w:b w:val="0"/>
+          <w:i w:val="0"/>
+        </w:rPr>
         <w:t>Activity 4 — Extended-response PLANNING scaffold</w:t>
       </w:r>
     </w:p>
@@ -1145,32 +918,48 @@
       <w:r>
         <w:rPr>
           <w:b/>
+          <w:i w:val="0"/>
         </w:rPr>
         <w:t>Essay question:</w:t>
       </w:r>
       <w:r>
+        <w:rPr>
+          <w:b w:val="0"/>
+          <w:i w:val="0"/>
+        </w:rPr>
         <w:t xml:space="preserve"> "The increasing use of </w:t>
       </w:r>
       <w:r>
         <w:rPr>
           <w:b/>
+          <w:i w:val="0"/>
         </w:rPr>
         <w:t>automated decision-making</w:t>
       </w:r>
       <w:r>
+        <w:rPr>
+          <w:b w:val="0"/>
+          <w:i w:val="0"/>
+        </w:rPr>
         <w:t xml:space="preserve"> (e.g. for loan applications, job shortlisting and medical diagnosis) does more harm than good." </w:t>
       </w:r>
       <w:r>
         <w:rPr>
           <w:b/>
+          <w:i w:val="0"/>
         </w:rPr>
         <w:t>Discuss.</w:t>
       </w:r>
       <w:r>
+        <w:rPr>
+          <w:b w:val="0"/>
+          <w:i w:val="0"/>
+        </w:rPr>
         <w:t xml:space="preserve"> </w:t>
       </w:r>
       <w:r>
         <w:rPr>
+          <w:b w:val="0"/>
           <w:i/>
         </w:rPr>
         <w:t>(12 marks)</w:t>
@@ -1274,33 +1063,52 @@
     </w:p>
     <w:p>
       <w:r>
+        <w:rPr>
+          <w:b w:val="0"/>
+          <w:i w:val="0"/>
+        </w:rPr>
         <w:t xml:space="preserve">Plan </w:t>
       </w:r>
       <w:r>
         <w:rPr>
           <w:b/>
+          <w:i w:val="0"/>
         </w:rPr>
         <w:t>before</w:t>
       </w:r>
       <w:r>
+        <w:rPr>
+          <w:b w:val="0"/>
+          <w:i w:val="0"/>
+        </w:rPr>
         <w:t xml:space="preserve"> you write. Fill the skeleton with short bullet points. For each point use: </w:t>
       </w:r>
       <w:r>
         <w:rPr>
+          <w:b w:val="0"/>
           <w:i/>
         </w:rPr>
         <w:t>point → consequence → stakeholder → counter-point.</w:t>
       </w:r>
       <w:r>
+        <w:rPr>
+          <w:b w:val="0"/>
+          <w:i w:val="0"/>
+        </w:rPr>
         <w:t xml:space="preserve"> Aim for </w:t>
       </w:r>
       <w:r>
         <w:rPr>
           <w:b/>
+          <w:i w:val="0"/>
         </w:rPr>
         <w:t>3–4+ stakeholders</w:t>
       </w:r>
       <w:r>
+        <w:rPr>
+          <w:b w:val="0"/>
+          <w:i w:val="0"/>
+        </w:rPr>
         <w:t>.</w:t>
       </w:r>
     </w:p>
@@ -1308,6 +1116,7 @@
       <w:r>
         <w:rPr>
           <w:b/>
+          <w:i w:val="0"/>
         </w:rPr>
         <w:t>FOR the statement (arguments it does more harm than good)</w:t>
       </w:r>
@@ -1318,75 +1127,10 @@
       </w:pPr>
       <w:r>
         <w:rPr>
-          <w:b/>
+          <w:b w:val="0"/>
+          <w:i w:val="0"/>
         </w:rPr>
-        <w:t>_</w:t>
-      </w:r>
-      <w:r>
-        <w:rPr>
-          <w:b/>
-        </w:rPr>
-        <w:t>_</w:t>
-      </w:r>
-      <w:r>
-        <w:rPr>
-          <w:b/>
-        </w:rPr>
-        <w:t>_</w:t>
-      </w:r>
-      <w:r>
-        <w:rPr>
-          <w:b/>
-        </w:rPr>
-        <w:t>_</w:t>
-      </w:r>
-      <w:r>
-        <w:rPr>
-          <w:b/>
-        </w:rPr>
-        <w:t>_</w:t>
-      </w:r>
-      <w:r>
-        <w:rPr>
-          <w:b/>
-        </w:rPr>
-        <w:t>_</w:t>
-      </w:r>
-      <w:r>
-        <w:rPr>
-          <w:b/>
-        </w:rPr>
-        <w:t>_</w:t>
-      </w:r>
-      <w:r>
-        <w:rPr>
-          <w:b/>
-        </w:rPr>
-        <w:t>_</w:t>
-      </w:r>
-      <w:r>
-        <w:rPr>
-          <w:b/>
-        </w:rPr>
-        <w:t>_</w:t>
-      </w:r>
-      <w:r>
-        <w:rPr>
-          <w:b/>
-        </w:rPr>
-        <w:t>_</w:t>
-      </w:r>
-      <w:r>
-        <w:rPr>
-          <w:b/>
-        </w:rPr>
-        <w:t>_</w:t>
-      </w:r>
-      <w:r>
-        <w:rPr>
-          <w:b/>
-        </w:rPr>
-        <w:t>_</w:t>
+        <w:t>____________________________________________________________</w:t>
       </w:r>
     </w:p>
     <w:p>
@@ -1395,75 +1139,10 @@
       </w:pPr>
       <w:r>
         <w:rPr>
-          <w:b/>
+          <w:b w:val="0"/>
+          <w:i w:val="0"/>
         </w:rPr>
-        <w:t>_</w:t>
-      </w:r>
-      <w:r>
-        <w:rPr>
-          <w:b/>
-        </w:rPr>
-        <w:t>_</w:t>
-      </w:r>
-      <w:r>
-        <w:rPr>
-          <w:b/>
-        </w:rPr>
-        <w:t>_</w:t>
-      </w:r>
-      <w:r>
-        <w:rPr>
-          <w:b/>
-        </w:rPr>
-        <w:t>_</w:t>
-      </w:r>
-      <w:r>
-        <w:rPr>
-          <w:b/>
-        </w:rPr>
-        <w:t>_</w:t>
-      </w:r>
-      <w:r>
-        <w:rPr>
-          <w:b/>
-        </w:rPr>
-        <w:t>_</w:t>
-      </w:r>
-      <w:r>
-        <w:rPr>
-          <w:b/>
-        </w:rPr>
-        <w:t>_</w:t>
-      </w:r>
-      <w:r>
-        <w:rPr>
-          <w:b/>
-        </w:rPr>
-        <w:t>_</w:t>
-      </w:r>
-      <w:r>
-        <w:rPr>
-          <w:b/>
-        </w:rPr>
-        <w:t>_</w:t>
-      </w:r>
-      <w:r>
-        <w:rPr>
-          <w:b/>
-        </w:rPr>
-        <w:t>_</w:t>
-      </w:r>
-      <w:r>
-        <w:rPr>
-          <w:b/>
-        </w:rPr>
-        <w:t>_</w:t>
-      </w:r>
-      <w:r>
-        <w:rPr>
-          <w:b/>
-        </w:rPr>
-        <w:t>_</w:t>
+        <w:t>____________________________________________________________</w:t>
       </w:r>
     </w:p>
     <w:p>
@@ -1472,81 +1151,17 @@
       </w:pPr>
       <w:r>
         <w:rPr>
-          <w:b/>
+          <w:b w:val="0"/>
+          <w:i w:val="0"/>
         </w:rPr>
-        <w:t>_</w:t>
-      </w:r>
-      <w:r>
-        <w:rPr>
-          <w:b/>
-        </w:rPr>
-        <w:t>_</w:t>
-      </w:r>
-      <w:r>
-        <w:rPr>
-          <w:b/>
-        </w:rPr>
-        <w:t>_</w:t>
-      </w:r>
-      <w:r>
-        <w:rPr>
-          <w:b/>
-        </w:rPr>
-        <w:t>_</w:t>
-      </w:r>
-      <w:r>
-        <w:rPr>
-          <w:b/>
-        </w:rPr>
-        <w:t>_</w:t>
-      </w:r>
-      <w:r>
-        <w:rPr>
-          <w:b/>
-        </w:rPr>
-        <w:t>_</w:t>
-      </w:r>
-      <w:r>
-        <w:rPr>
-          <w:b/>
-        </w:rPr>
-        <w:t>_</w:t>
-      </w:r>
-      <w:r>
-        <w:rPr>
-          <w:b/>
-        </w:rPr>
-        <w:t>_</w:t>
-      </w:r>
-      <w:r>
-        <w:rPr>
-          <w:b/>
-        </w:rPr>
-        <w:t>_</w:t>
-      </w:r>
-      <w:r>
-        <w:rPr>
-          <w:b/>
-        </w:rPr>
-        <w:t>_</w:t>
-      </w:r>
-      <w:r>
-        <w:rPr>
-          <w:b/>
-        </w:rPr>
-        <w:t>_</w:t>
-      </w:r>
-      <w:r>
-        <w:rPr>
-          <w:b/>
-        </w:rPr>
-        <w:t>_</w:t>
+        <w:t>____________________________________________________________</w:t>
       </w:r>
     </w:p>
     <w:p>
       <w:r>
         <w:rPr>
           <w:b/>
+          <w:i w:val="0"/>
         </w:rPr>
         <w:t>AGAINST the statement (arguments it does more good than harm)</w:t>
       </w:r>
@@ -1557,75 +1172,10 @@
       </w:pPr>
       <w:r>
         <w:rPr>
-          <w:b/>
+          <w:b w:val="0"/>
+          <w:i w:val="0"/>
         </w:rPr>
-        <w:t>_</w:t>
-      </w:r>
-      <w:r>
-        <w:rPr>
-          <w:b/>
-        </w:rPr>
-        <w:t>_</w:t>
-      </w:r>
-      <w:r>
-        <w:rPr>
-          <w:b/>
-        </w:rPr>
-        <w:t>_</w:t>
-      </w:r>
-      <w:r>
-        <w:rPr>
-          <w:b/>
-        </w:rPr>
-        <w:t>_</w:t>
-      </w:r>
-      <w:r>
-        <w:rPr>
-          <w:b/>
-        </w:rPr>
-        <w:t>_</w:t>
-      </w:r>
-      <w:r>
-        <w:rPr>
-          <w:b/>
-        </w:rPr>
-        <w:t>_</w:t>
-      </w:r>
-      <w:r>
-        <w:rPr>
-          <w:b/>
-        </w:rPr>
-        <w:t>_</w:t>
-      </w:r>
-      <w:r>
-        <w:rPr>
-          <w:b/>
-        </w:rPr>
-        <w:t>_</w:t>
-      </w:r>
-      <w:r>
-        <w:rPr>
-          <w:b/>
-        </w:rPr>
-        <w:t>_</w:t>
-      </w:r>
-      <w:r>
-        <w:rPr>
-          <w:b/>
-        </w:rPr>
-        <w:t>_</w:t>
-      </w:r>
-      <w:r>
-        <w:rPr>
-          <w:b/>
-        </w:rPr>
-        <w:t>_</w:t>
-      </w:r>
-      <w:r>
-        <w:rPr>
-          <w:b/>
-        </w:rPr>
-        <w:t>_</w:t>
+        <w:t>____________________________________________________________</w:t>
       </w:r>
     </w:p>
     <w:p>
@@ -1634,75 +1184,10 @@
       </w:pPr>
       <w:r>
         <w:rPr>
-          <w:b/>
+          <w:b w:val="0"/>
+          <w:i w:val="0"/>
         </w:rPr>
-        <w:t>_</w:t>
-      </w:r>
-      <w:r>
-        <w:rPr>
-          <w:b/>
-        </w:rPr>
-        <w:t>_</w:t>
-      </w:r>
-      <w:r>
-        <w:rPr>
-          <w:b/>
-        </w:rPr>
-        <w:t>_</w:t>
-      </w:r>
-      <w:r>
-        <w:rPr>
-          <w:b/>
-        </w:rPr>
-        <w:t>_</w:t>
-      </w:r>
-      <w:r>
-        <w:rPr>
-          <w:b/>
-        </w:rPr>
-        <w:t>_</w:t>
-      </w:r>
-      <w:r>
-        <w:rPr>
-          <w:b/>
-        </w:rPr>
-        <w:t>_</w:t>
-      </w:r>
-      <w:r>
-        <w:rPr>
-          <w:b/>
-        </w:rPr>
-        <w:t>_</w:t>
-      </w:r>
-      <w:r>
-        <w:rPr>
-          <w:b/>
-        </w:rPr>
-        <w:t>_</w:t>
-      </w:r>
-      <w:r>
-        <w:rPr>
-          <w:b/>
-        </w:rPr>
-        <w:t>_</w:t>
-      </w:r>
-      <w:r>
-        <w:rPr>
-          <w:b/>
-        </w:rPr>
-        <w:t>_</w:t>
-      </w:r>
-      <w:r>
-        <w:rPr>
-          <w:b/>
-        </w:rPr>
-        <w:t>_</w:t>
-      </w:r>
-      <w:r>
-        <w:rPr>
-          <w:b/>
-        </w:rPr>
-        <w:t>_</w:t>
+        <w:t>____________________________________________________________</w:t>
       </w:r>
     </w:p>
     <w:p>
@@ -1711,139 +1196,33 @@
       </w:pPr>
       <w:r>
         <w:rPr>
-          <w:b/>
+          <w:b w:val="0"/>
+          <w:i w:val="0"/>
         </w:rPr>
-        <w:t>_</w:t>
-      </w:r>
-      <w:r>
-        <w:rPr>
-          <w:b/>
-        </w:rPr>
-        <w:t>_</w:t>
-      </w:r>
-      <w:r>
-        <w:rPr>
-          <w:b/>
-        </w:rPr>
-        <w:t>_</w:t>
-      </w:r>
-      <w:r>
-        <w:rPr>
-          <w:b/>
-        </w:rPr>
-        <w:t>_</w:t>
-      </w:r>
-      <w:r>
-        <w:rPr>
-          <w:b/>
-        </w:rPr>
-        <w:t>_</w:t>
-      </w:r>
-      <w:r>
-        <w:rPr>
-          <w:b/>
-        </w:rPr>
-        <w:t>_</w:t>
-      </w:r>
-      <w:r>
-        <w:rPr>
-          <w:b/>
-        </w:rPr>
-        <w:t>_</w:t>
-      </w:r>
-      <w:r>
-        <w:rPr>
-          <w:b/>
-        </w:rPr>
-        <w:t>_</w:t>
-      </w:r>
-      <w:r>
-        <w:rPr>
-          <w:b/>
-        </w:rPr>
-        <w:t>_</w:t>
-      </w:r>
-      <w:r>
-        <w:rPr>
-          <w:b/>
-        </w:rPr>
-        <w:t>_</w:t>
-      </w:r>
-      <w:r>
-        <w:rPr>
-          <w:b/>
-        </w:rPr>
-        <w:t>_</w:t>
-      </w:r>
-      <w:r>
-        <w:rPr>
-          <w:b/>
-        </w:rPr>
-        <w:t>_</w:t>
+        <w:t>____________________________________________________________</w:t>
       </w:r>
     </w:p>
     <w:p>
       <w:r>
         <w:rPr>
           <w:b/>
+          <w:i w:val="0"/>
         </w:rPr>
         <w:t>Stakeholders I will name:</w:t>
       </w:r>
       <w:r>
-        <w:t xml:space="preserve"> </w:t>
-      </w:r>
-      <w:r>
         <w:rPr>
-          <w:b/>
+          <w:b w:val="0"/>
+          <w:i w:val="0"/>
         </w:rPr>
-        <w:t>_</w:t>
-      </w:r>
-      <w:r>
-        <w:rPr>
-          <w:b/>
-        </w:rPr>
-        <w:t>_</w:t>
-      </w:r>
-      <w:r>
-        <w:rPr>
-          <w:b/>
-        </w:rPr>
-        <w:t>_</w:t>
-      </w:r>
-      <w:r>
-        <w:rPr>
-          <w:b/>
-        </w:rPr>
-        <w:t>_</w:t>
-      </w:r>
-      <w:r>
-        <w:rPr>
-          <w:b/>
-        </w:rPr>
-        <w:t>_</w:t>
-      </w:r>
-      <w:r>
-        <w:rPr>
-          <w:b/>
-        </w:rPr>
-        <w:t>_</w:t>
-      </w:r>
-      <w:r>
-        <w:rPr>
-          <w:b/>
-        </w:rPr>
-        <w:t>_</w:t>
-      </w:r>
-      <w:r>
-        <w:rPr>
-          <w:b/>
-        </w:rPr>
+        <w:t xml:space="preserve"> _______________________________________</w:t>
       </w:r>
     </w:p>
     <w:p>
       <w:r>
         <w:rPr>
           <w:b/>
+          <w:i w:val="0"/>
         </w:rPr>
         <w:t>Justified conclusion (must take a side — often with a condition):</w:t>
       </w:r>
@@ -1854,75 +1233,10 @@
       </w:pPr>
       <w:r>
         <w:rPr>
-          <w:b/>
+          <w:b w:val="0"/>
+          <w:i w:val="0"/>
         </w:rPr>
-        <w:t>_</w:t>
-      </w:r>
-      <w:r>
-        <w:rPr>
-          <w:b/>
-        </w:rPr>
-        <w:t>_</w:t>
-      </w:r>
-      <w:r>
-        <w:rPr>
-          <w:b/>
-        </w:rPr>
-        <w:t>_</w:t>
-      </w:r>
-      <w:r>
-        <w:rPr>
-          <w:b/>
-        </w:rPr>
-        <w:t>_</w:t>
-      </w:r>
-      <w:r>
-        <w:rPr>
-          <w:b/>
-        </w:rPr>
-        <w:t>_</w:t>
-      </w:r>
-      <w:r>
-        <w:rPr>
-          <w:b/>
-        </w:rPr>
-        <w:t>_</w:t>
-      </w:r>
-      <w:r>
-        <w:rPr>
-          <w:b/>
-        </w:rPr>
-        <w:t>_</w:t>
-      </w:r>
-      <w:r>
-        <w:rPr>
-          <w:b/>
-        </w:rPr>
-        <w:t>_</w:t>
-      </w:r>
-      <w:r>
-        <w:rPr>
-          <w:b/>
-        </w:rPr>
-        <w:t>_</w:t>
-      </w:r>
-      <w:r>
-        <w:rPr>
-          <w:b/>
-        </w:rPr>
-        <w:t>_</w:t>
-      </w:r>
-      <w:r>
-        <w:rPr>
-          <w:b/>
-        </w:rPr>
-        <w:t>_</w:t>
-      </w:r>
-      <w:r>
-        <w:rPr>
-          <w:b/>
-        </w:rPr>
-        <w:t>_</w:t>
+        <w:t>____________________________________________________________</w:t>
       </w:r>
     </w:p>
     <w:p>
@@ -1931,75 +1245,10 @@
       </w:pPr>
       <w:r>
         <w:rPr>
-          <w:b/>
+          <w:b w:val="0"/>
+          <w:i w:val="0"/>
         </w:rPr>
-        <w:t>_</w:t>
-      </w:r>
-      <w:r>
-        <w:rPr>
-          <w:b/>
-        </w:rPr>
-        <w:t>_</w:t>
-      </w:r>
-      <w:r>
-        <w:rPr>
-          <w:b/>
-        </w:rPr>
-        <w:t>_</w:t>
-      </w:r>
-      <w:r>
-        <w:rPr>
-          <w:b/>
-        </w:rPr>
-        <w:t>_</w:t>
-      </w:r>
-      <w:r>
-        <w:rPr>
-          <w:b/>
-        </w:rPr>
-        <w:t>_</w:t>
-      </w:r>
-      <w:r>
-        <w:rPr>
-          <w:b/>
-        </w:rPr>
-        <w:t>_</w:t>
-      </w:r>
-      <w:r>
-        <w:rPr>
-          <w:b/>
-        </w:rPr>
-        <w:t>_</w:t>
-      </w:r>
-      <w:r>
-        <w:rPr>
-          <w:b/>
-        </w:rPr>
-        <w:t>_</w:t>
-      </w:r>
-      <w:r>
-        <w:rPr>
-          <w:b/>
-        </w:rPr>
-        <w:t>_</w:t>
-      </w:r>
-      <w:r>
-        <w:rPr>
-          <w:b/>
-        </w:rPr>
-        <w:t>_</w:t>
-      </w:r>
-      <w:r>
-        <w:rPr>
-          <w:b/>
-        </w:rPr>
-        <w:t>_</w:t>
-      </w:r>
-      <w:r>
-        <w:rPr>
-          <w:b/>
-        </w:rPr>
-        <w:t>_</w:t>
+        <w:t>____________________________________________________________</w:t>
       </w:r>
     </w:p>
     <w:p>
@@ -2014,6 +1263,10 @@
         <w:pStyle w:val="Heading3"/>
       </w:pPr>
       <w:r>
+        <w:rPr>
+          <w:b w:val="0"/>
+          <w:i w:val="0"/>
+        </w:rPr>
         <w:t>Activity 5 — Short-answer definitions</w:t>
       </w:r>
     </w:p>
@@ -2024,70 +1277,16 @@
       <w:r>
         <w:rPr>
           <w:b/>
+          <w:i w:val="0"/>
         </w:rPr>
         <w:t>Personal data:</w:t>
       </w:r>
       <w:r>
-        <w:t xml:space="preserve"> </w:t>
-      </w:r>
-      <w:r>
         <w:rPr>
-          <w:b/>
+          <w:b w:val="0"/>
+          <w:i w:val="0"/>
         </w:rPr>
-        <w:t>_</w:t>
-      </w:r>
-      <w:r>
-        <w:rPr>
-          <w:b/>
-        </w:rPr>
-        <w:t>_</w:t>
-      </w:r>
-      <w:r>
-        <w:rPr>
-          <w:b/>
-        </w:rPr>
-        <w:t>_</w:t>
-      </w:r>
-      <w:r>
-        <w:rPr>
-          <w:b/>
-        </w:rPr>
-        <w:t>_</w:t>
-      </w:r>
-      <w:r>
-        <w:rPr>
-          <w:b/>
-        </w:rPr>
-        <w:t>_</w:t>
-      </w:r>
-      <w:r>
-        <w:rPr>
-          <w:b/>
-        </w:rPr>
-        <w:t>_</w:t>
-      </w:r>
-      <w:r>
-        <w:rPr>
-          <w:b/>
-        </w:rPr>
-        <w:t>_</w:t>
-      </w:r>
-      <w:r>
-        <w:rPr>
-          <w:b/>
-        </w:rPr>
-        <w:t>_</w:t>
-      </w:r>
-      <w:r>
-        <w:rPr>
-          <w:b/>
-        </w:rPr>
-        <w:t>_</w:t>
-      </w:r>
-      <w:r>
-        <w:rPr>
-          <w:b/>
-        </w:rPr>
+        <w:t xml:space="preserve"> ________________________________________________</w:t>
       </w:r>
     </w:p>
     <w:p>
@@ -2104,70 +1303,16 @@
       <w:r>
         <w:rPr>
           <w:b/>
+          <w:i w:val="0"/>
         </w:rPr>
         <w:t>Data subject:</w:t>
       </w:r>
       <w:r>
-        <w:t xml:space="preserve"> </w:t>
-      </w:r>
-      <w:r>
         <w:rPr>
-          <w:b/>
+          <w:b w:val="0"/>
+          <w:i w:val="0"/>
         </w:rPr>
-        <w:t>_</w:t>
-      </w:r>
-      <w:r>
-        <w:rPr>
-          <w:b/>
-        </w:rPr>
-        <w:t>_</w:t>
-      </w:r>
-      <w:r>
-        <w:rPr>
-          <w:b/>
-        </w:rPr>
-        <w:t>_</w:t>
-      </w:r>
-      <w:r>
-        <w:rPr>
-          <w:b/>
-        </w:rPr>
-        <w:t>_</w:t>
-      </w:r>
-      <w:r>
-        <w:rPr>
-          <w:b/>
-        </w:rPr>
-        <w:t>_</w:t>
-      </w:r>
-      <w:r>
-        <w:rPr>
-          <w:b/>
-        </w:rPr>
-        <w:t>_</w:t>
-      </w:r>
-      <w:r>
-        <w:rPr>
-          <w:b/>
-        </w:rPr>
-        <w:t>_</w:t>
-      </w:r>
-      <w:r>
-        <w:rPr>
-          <w:b/>
-        </w:rPr>
-        <w:t>_</w:t>
-      </w:r>
-      <w:r>
-        <w:rPr>
-          <w:b/>
-        </w:rPr>
-        <w:t>_</w:t>
-      </w:r>
-      <w:r>
-        <w:rPr>
-          <w:b/>
-        </w:rPr>
+        <w:t xml:space="preserve"> ________________________________________________</w:t>
       </w:r>
     </w:p>
     <w:p>
@@ -2184,37 +1329,30 @@
       <w:r>
         <w:rPr>
           <w:b/>
+          <w:i w:val="0"/>
         </w:rPr>
         <w:t>Copyright</w:t>
       </w:r>
       <w:r>
+        <w:rPr>
+          <w:b w:val="0"/>
+          <w:i w:val="0"/>
+        </w:rPr>
         <w:t xml:space="preserve"> (and how does it differ from a </w:t>
       </w:r>
       <w:r>
         <w:rPr>
           <w:b/>
+          <w:i w:val="0"/>
         </w:rPr>
         <w:t>patent</w:t>
       </w:r>
       <w:r>
-        <w:t xml:space="preserve">?): </w:t>
-      </w:r>
-      <w:r>
         <w:rPr>
-          <w:b/>
+          <w:b w:val="0"/>
+          <w:i w:val="0"/>
         </w:rPr>
-        <w:t>_</w:t>
-      </w:r>
-      <w:r>
-        <w:rPr>
-          <w:b/>
-        </w:rPr>
-        <w:t>_</w:t>
-      </w:r>
-      <w:r>
-        <w:rPr>
-          <w:b/>
-        </w:rPr>
+        <w:t>?): ____________</w:t>
       </w:r>
     </w:p>
     <w:p>
@@ -2238,70 +1376,16 @@
       <w:r>
         <w:rPr>
           <w:b/>
+          <w:i w:val="0"/>
         </w:rPr>
         <w:t>Digital divide:</w:t>
       </w:r>
       <w:r>
-        <w:t xml:space="preserve"> </w:t>
-      </w:r>
-      <w:r>
         <w:rPr>
-          <w:b/>
+          <w:b w:val="0"/>
+          <w:i w:val="0"/>
         </w:rPr>
-        <w:t>_</w:t>
-      </w:r>
-      <w:r>
-        <w:rPr>
-          <w:b/>
-        </w:rPr>
-        <w:t>_</w:t>
-      </w:r>
-      <w:r>
-        <w:rPr>
-          <w:b/>
-        </w:rPr>
-        <w:t>_</w:t>
-      </w:r>
-      <w:r>
-        <w:rPr>
-          <w:b/>
-        </w:rPr>
-        <w:t>_</w:t>
-      </w:r>
-      <w:r>
-        <w:rPr>
-          <w:b/>
-        </w:rPr>
-        <w:t>_</w:t>
-      </w:r>
-      <w:r>
-        <w:rPr>
-          <w:b/>
-        </w:rPr>
-        <w:t>_</w:t>
-      </w:r>
-      <w:r>
-        <w:rPr>
-          <w:b/>
-        </w:rPr>
-        <w:t>_</w:t>
-      </w:r>
-      <w:r>
-        <w:rPr>
-          <w:b/>
-        </w:rPr>
-        <w:t>_</w:t>
-      </w:r>
-      <w:r>
-        <w:rPr>
-          <w:b/>
-        </w:rPr>
-        <w:t>_</w:t>
-      </w:r>
-      <w:r>
-        <w:rPr>
-          <w:b/>
-        </w:rPr>
+        <w:t xml:space="preserve"> ________________________________________________</w:t>
       </w:r>
     </w:p>
     <w:p>
@@ -2318,34 +1402,16 @@
       <w:r>
         <w:rPr>
           <w:b/>
+          <w:i w:val="0"/>
         </w:rPr>
         <w:t>The difference between GDPR and the DPA 2018:</w:t>
       </w:r>
       <w:r>
-        <w:t xml:space="preserve"> </w:t>
-      </w:r>
-      <w:r>
         <w:rPr>
-          <w:b/>
+          <w:b w:val="0"/>
+          <w:i w:val="0"/>
         </w:rPr>
-        <w:t>_</w:t>
-      </w:r>
-      <w:r>
-        <w:rPr>
-          <w:b/>
-        </w:rPr>
-        <w:t>_</w:t>
-      </w:r>
-      <w:r>
-        <w:rPr>
-          <w:b/>
-        </w:rPr>
-        <w:t>_</w:t>
-      </w:r>
-      <w:r>
-        <w:rPr>
-          <w:b/>
-        </w:rPr>
+        <w:t xml:space="preserve"> __________________</w:t>
       </w:r>
     </w:p>
     <w:p>
@@ -2367,6 +1433,10 @@
         <w:pStyle w:val="Heading3"/>
       </w:pPr>
       <w:r>
+        <w:rPr>
+          <w:b w:val="0"/>
+          <w:i w:val="0"/>
+        </w:rPr>
         <w:t>Activity 6 — Balanced argument builder</w:t>
       </w:r>
     </w:p>
@@ -2378,60 +1448,94 @@
       <w:r>
         <w:rPr>
           <w:b/>
+          <w:i w:val="0"/>
         </w:rPr>
         <w:t>Scenario:</w:t>
       </w:r>
       <w:r>
+        <w:rPr>
+          <w:b w:val="0"/>
+          <w:i w:val="0"/>
+        </w:rPr>
         <w:t xml:space="preserve"> A national supermarket chain announces it will replace </w:t>
       </w:r>
       <w:r>
         <w:rPr>
           <w:b/>
+          <w:i w:val="0"/>
         </w:rPr>
         <w:t>all staffed checkouts</w:t>
       </w:r>
       <w:r>
+        <w:rPr>
+          <w:b w:val="0"/>
+          <w:i w:val="0"/>
+        </w:rPr>
         <w:t xml:space="preserve"> with AI-powered self-checkouts that use </w:t>
       </w:r>
       <w:r>
         <w:rPr>
           <w:b/>
+          <w:i w:val="0"/>
         </w:rPr>
         <w:t>facial recognition</w:t>
       </w:r>
       <w:r>
+        <w:rPr>
+          <w:b w:val="0"/>
+          <w:i w:val="0"/>
+        </w:rPr>
         <w:t xml:space="preserve"> to identify suspected shoplifters automatically.</w:t>
       </w:r>
     </w:p>
     <w:p>
       <w:r>
+        <w:rPr>
+          <w:b w:val="0"/>
+          <w:i w:val="0"/>
+        </w:rPr>
         <w:t xml:space="preserve">Examiners repeatedly report that one-sided answers cap out at the middle band. Train the habit here: for </w:t>
       </w:r>
       <w:r>
         <w:rPr>
           <w:b/>
+          <w:i w:val="0"/>
         </w:rPr>
         <w:t>every</w:t>
       </w:r>
       <w:r>
+        <w:rPr>
+          <w:b w:val="0"/>
+          <w:i w:val="0"/>
+        </w:rPr>
         <w:t xml:space="preserve"> stakeholder you must write </w:t>
       </w:r>
       <w:r>
         <w:rPr>
           <w:b/>
+          <w:i w:val="0"/>
         </w:rPr>
         <w:t>one benefit AND one drawback</w:t>
       </w:r>
       <w:r>
+        <w:rPr>
+          <w:b w:val="0"/>
+          <w:i w:val="0"/>
+        </w:rPr>
         <w:t xml:space="preserve"> — no cell may be left blank. Each entry must be a </w:t>
       </w:r>
       <w:r>
         <w:rPr>
+          <w:b w:val="0"/>
           <w:i/>
         </w:rPr>
         <w:t>developed</w:t>
       </w:r>
       <w:r>
+        <w:rPr>
+          <w:b w:val="0"/>
+          <w:i w:val="0"/>
+        </w:rPr>
         <w:t xml:space="preserve"> point (cause → effect), not a single word.</w:t>
       </w:r>
     </w:p>
@@ -2461,6 +1565,7 @@
             <w:r>
               <w:rPr>
                 <w:b/>
+                <w:i w:val="0"/>
               </w:rPr>
               <w:t>Stakeholder</w:t>
             </w:r>
@@ -2480,6 +1585,7 @@
             <w:r>
               <w:rPr>
                 <w:b/>
+                <w:i w:val="0"/>
               </w:rPr>
               <w:t>Benefit (+) of the change</w:t>
             </w:r>
@@ -2499,6 +1605,7 @@
             <w:r>
               <w:rPr>
                 <w:b/>
+                <w:i w:val="0"/>
               </w:rPr>
               <w:t>Drawback (−) of the change</w:t>
             </w:r>
@@ -2513,6 +1620,10 @@
           <w:p>
             <w:r/>
             <w:r>
+              <w:rPr>
+                <w:b w:val="0"/>
+                <w:i w:val="0"/>
+              </w:rPr>
               <w:t>Customers / shoppers</w:t>
             </w:r>
           </w:p>
@@ -2542,6 +1653,10 @@
           <w:p>
             <w:r/>
             <w:r>
+              <w:rPr>
+                <w:b w:val="0"/>
+                <w:i w:val="0"/>
+              </w:rPr>
               <w:t>Checkout staff</w:t>
             </w:r>
           </w:p>
@@ -2571,6 +1686,10 @@
           <w:p>
             <w:r/>
             <w:r>
+              <w:rPr>
+                <w:b w:val="0"/>
+                <w:i w:val="0"/>
+              </w:rPr>
               <w:t>The supermarket (business)</w:t>
             </w:r>
           </w:p>
@@ -2600,6 +1719,10 @@
           <w:p>
             <w:r/>
             <w:r>
+              <w:rPr>
+                <w:b w:val="0"/>
+                <w:i w:val="0"/>
+              </w:rPr>
               <w:t>Government / wider society</w:t>
             </w:r>
           </w:p>
@@ -2627,24 +1750,38 @@
       <w:r>
         <w:rPr>
           <w:b/>
+          <w:i w:val="0"/>
         </w:rPr>
         <w:t>Now the evaluative step</w:t>
       </w:r>
       <w:r>
+        <w:rPr>
+          <w:b w:val="0"/>
+          <w:i w:val="0"/>
+        </w:rPr>
         <w:t xml:space="preserve"> — answer in one or two sentences each:</w:t>
       </w:r>
     </w:p>
     <w:p>
       <w:r>
+        <w:rPr>
+          <w:b w:val="0"/>
+          <w:i w:val="0"/>
+        </w:rPr>
         <w:t xml:space="preserve">(a) Which stakeholder is affected </w:t>
       </w:r>
       <w:r>
         <w:rPr>
           <w:b/>
+          <w:i w:val="0"/>
         </w:rPr>
         <w:t>most seriously</w:t>
       </w:r>
       <w:r>
+        <w:rPr>
+          <w:b w:val="0"/>
+          <w:i w:val="0"/>
+        </w:rPr>
         <w:t>, and why?</w:t>
       </w:r>
     </w:p>
@@ -2657,15 +1794,24 @@
     </w:p>
     <w:p>
       <w:r>
+        <w:rPr>
+          <w:b w:val="0"/>
+          <w:i w:val="0"/>
+        </w:rPr>
         <w:t xml:space="preserve">(b) Suggest </w:t>
       </w:r>
       <w:r>
         <w:rPr>
           <w:b/>
+          <w:i w:val="0"/>
         </w:rPr>
         <w:t>one safeguard or condition</w:t>
       </w:r>
       <w:r>
+        <w:rPr>
+          <w:b w:val="0"/>
+          <w:i w:val="0"/>
+        </w:rPr>
         <w:t xml:space="preserve"> under which the change would become more acceptable.</w:t>
       </w:r>
     </w:p>
@@ -2688,47 +1834,75 @@
         <w:pStyle w:val="Heading3"/>
       </w:pPr>
       <w:r>
+        <w:rPr>
+          <w:b w:val="0"/>
+          <w:i w:val="0"/>
+        </w:rPr>
         <w:t>Activity 7 — Precision: exactly which law, exactly which offence?</w:t>
       </w:r>
     </w:p>
     <w:p>
       <w:r>
+        <w:rPr>
+          <w:b w:val="0"/>
+          <w:i w:val="0"/>
+        </w:rPr>
         <w:t xml:space="preserve">Vague answers such as "data protection laws" or "the hacking law" score </w:t>
       </w:r>
       <w:r>
         <w:rPr>
           <w:b/>
+          <w:i w:val="0"/>
         </w:rPr>
         <w:t>zero</w:t>
       </w:r>
       <w:r>
+        <w:rPr>
+          <w:b w:val="0"/>
+          <w:i w:val="0"/>
+        </w:rPr>
         <w:t xml:space="preserve"> in the exam. For each scenario write the </w:t>
       </w:r>
       <w:r>
         <w:rPr>
           <w:b/>
+          <w:i w:val="0"/>
         </w:rPr>
         <w:t>full name of the Act (including the year)</w:t>
       </w:r>
       <w:r>
+        <w:rPr>
+          <w:b w:val="0"/>
+          <w:i w:val="0"/>
+        </w:rPr>
         <w:t xml:space="preserve"> and, where the Computer Misuse Act applies, the </w:t>
       </w:r>
       <w:r>
         <w:rPr>
           <w:b/>
+          <w:i w:val="0"/>
         </w:rPr>
         <w:t>offence number</w:t>
       </w:r>
       <w:r>
+        <w:rPr>
+          <w:b w:val="0"/>
+          <w:i w:val="0"/>
+        </w:rPr>
         <w:t xml:space="preserve">. One scenario involves </w:t>
       </w:r>
       <w:r>
         <w:rPr>
           <w:b/>
+          <w:i w:val="0"/>
         </w:rPr>
         <w:t>no offence at all</w:t>
       </w:r>
       <w:r>
+        <w:rPr>
+          <w:b w:val="0"/>
+          <w:i w:val="0"/>
+        </w:rPr>
         <w:t xml:space="preserve"> — spot it and explain why.</w:t>
       </w:r>
     </w:p>
@@ -2759,6 +1933,7 @@
             <w:r>
               <w:rPr>
                 <w:b/>
+                <w:i w:val="0"/>
               </w:rPr>
               <w:t>#</w:t>
             </w:r>
@@ -2778,6 +1953,7 @@
             <w:r>
               <w:rPr>
                 <w:b/>
+                <w:i w:val="0"/>
               </w:rPr>
               <w:t>Scenario</w:t>
             </w:r>
@@ -2797,6 +1973,7 @@
             <w:r>
               <w:rPr>
                 <w:b/>
+                <w:i w:val="0"/>
               </w:rPr>
               <w:t>Full Act (+ year)</w:t>
             </w:r>
@@ -2816,6 +1993,7 @@
             <w:r>
               <w:rPr>
                 <w:b/>
+                <w:i w:val="0"/>
               </w:rPr>
               <w:t>CMA offence (1/2/3) or "n/a"</w:t>
             </w:r>
@@ -2830,6 +2008,10 @@
           <w:p>
             <w:r/>
             <w:r>
+              <w:rPr>
+                <w:b w:val="0"/>
+                <w:i w:val="0"/>
+              </w:rPr>
               <w:t>1</w:t>
             </w:r>
           </w:p>
@@ -2841,6 +2023,10 @@
           <w:p>
             <w:r/>
             <w:r>
+              <w:rPr>
+                <w:b w:val="0"/>
+                <w:i w:val="0"/>
+              </w:rPr>
               <w:t>An employee guesses a colleague's password and reads their private emails "out of curiosity", changing nothing.</w:t>
             </w:r>
           </w:p>
@@ -2870,6 +2056,10 @@
           <w:p>
             <w:r/>
             <w:r>
+              <w:rPr>
+                <w:b w:val="0"/>
+                <w:i w:val="0"/>
+              </w:rPr>
               <w:t>2</w:t>
             </w:r>
           </w:p>
@@ -2881,6 +2071,10 @@
           <w:p>
             <w:r/>
             <w:r>
+              <w:rPr>
+                <w:b w:val="0"/>
+                <w:i w:val="0"/>
+              </w:rPr>
               <w:t>A teenager writes and releases a virus that deletes files on infected machines.</w:t>
             </w:r>
           </w:p>
@@ -2910,6 +2104,10 @@
           <w:p>
             <w:r/>
             <w:r>
+              <w:rPr>
+                <w:b w:val="0"/>
+                <w:i w:val="0"/>
+              </w:rPr>
               <w:t>3</w:t>
             </w:r>
           </w:p>
@@ -2921,15 +2119,24 @@
           <w:p>
             <w:r/>
             <w:r>
+              <w:rPr>
+                <w:b w:val="0"/>
+                <w:i w:val="0"/>
+              </w:rPr>
               <w:t xml:space="preserve">A penetration tester, under a </w:t>
             </w:r>
             <w:r>
               <w:rPr>
                 <w:b/>
+                <w:i w:val="0"/>
               </w:rPr>
               <w:t>signed contract</w:t>
             </w:r>
             <w:r>
+              <w:rPr>
+                <w:b w:val="0"/>
+                <w:i w:val="0"/>
+              </w:rPr>
               <w:t xml:space="preserve"> with the company, breaks into its servers to find weaknesses.</w:t>
             </w:r>
           </w:p>
@@ -2959,6 +2166,10 @@
           <w:p>
             <w:r/>
             <w:r>
+              <w:rPr>
+                <w:b w:val="0"/>
+                <w:i w:val="0"/>
+              </w:rPr>
               <w:t>4</w:t>
             </w:r>
           </w:p>
@@ -2970,6 +2181,10 @@
           <w:p>
             <w:r/>
             <w:r>
+              <w:rPr>
+                <w:b w:val="0"/>
+                <w:i w:val="0"/>
+              </w:rPr>
               <w:t>An attacker breaks into an online shop's database to copy card details, planning to sell them.</w:t>
             </w:r>
           </w:p>
@@ -2999,6 +2214,10 @@
           <w:p>
             <w:r/>
             <w:r>
+              <w:rPr>
+                <w:b w:val="0"/>
+                <w:i w:val="0"/>
+              </w:rPr>
               <w:t>5</w:t>
             </w:r>
           </w:p>
@@ -3010,6 +2229,10 @@
           <w:p>
             <w:r/>
             <w:r>
+              <w:rPr>
+                <w:b w:val="0"/>
+                <w:i w:val="0"/>
+              </w:rPr>
               <w:t>An advertising agency uses a photographer's image from her website in a national campaign without permission or payment.</w:t>
             </w:r>
           </w:p>
@@ -3039,6 +2262,10 @@
           <w:p>
             <w:r/>
             <w:r>
+              <w:rPr>
+                <w:b w:val="0"/>
+                <w:i w:val="0"/>
+              </w:rPr>
               <w:t>6</w:t>
             </w:r>
           </w:p>
@@ -3050,6 +2277,10 @@
           <w:p>
             <w:r/>
             <w:r>
+              <w:rPr>
+                <w:b w:val="0"/>
+                <w:i w:val="0"/>
+              </w:rPr>
               <w:t>A quiz app secretly uploads users' entire contact lists to a data broker without telling them.</w:t>
             </w:r>
           </w:p>
@@ -3079,6 +2310,10 @@
           <w:p>
             <w:r/>
             <w:r>
+              <w:rPr>
+                <w:b w:val="0"/>
+                <w:i w:val="0"/>
+              </w:rPr>
               <w:t>7</w:t>
             </w:r>
           </w:p>
@@ -3090,24 +2325,38 @@
           <w:p>
             <w:r/>
             <w:r>
+              <w:rPr>
+                <w:b w:val="0"/>
+                <w:i w:val="0"/>
+              </w:rPr>
               <w:t xml:space="preserve">A government agency intercepts a suspect's phone calls </w:t>
             </w:r>
             <w:r>
               <w:rPr>
                 <w:b/>
+                <w:i w:val="0"/>
               </w:rPr>
               <w:t>after obtaining the legally required authorisation</w:t>
             </w:r>
             <w:r>
+              <w:rPr>
+                <w:b w:val="0"/>
+                <w:i w:val="0"/>
+              </w:rPr>
               <w:t xml:space="preserve">. Which Act </w:t>
             </w:r>
             <w:r>
               <w:rPr>
+                <w:b w:val="0"/>
                 <w:i/>
               </w:rPr>
               <w:t>makes this lawful</w:t>
             </w:r>
             <w:r>
+              <w:rPr>
+                <w:b w:val="0"/>
+                <w:i w:val="0"/>
+              </w:rPr>
               <w:t>?</w:t>
             </w:r>
           </w:p>
@@ -3133,73 +2382,25 @@
     <w:p/>
     <w:p>
       <w:r>
+        <w:rPr>
+          <w:b w:val="0"/>
+          <w:i w:val="0"/>
+        </w:rPr>
         <w:t xml:space="preserve">Which scenario involves </w:t>
       </w:r>
       <w:r>
         <w:rPr>
           <w:b/>
+          <w:i w:val="0"/>
         </w:rPr>
         <w:t>no offence</w:t>
       </w:r>
       <w:r>
-        <w:t xml:space="preserve">, and what single word explains why? </w:t>
-      </w:r>
-      <w:r>
         <w:rPr>
-          <w:b/>
+          <w:b w:val="0"/>
+          <w:i w:val="0"/>
         </w:rPr>
-        <w:t>_</w:t>
-      </w:r>
-      <w:r>
-        <w:rPr>
-          <w:b/>
-        </w:rPr>
-        <w:t>_</w:t>
-      </w:r>
-      <w:r>
-        <w:rPr>
-          <w:b/>
-        </w:rPr>
-        <w:t>_</w:t>
-      </w:r>
-      <w:r>
-        <w:rPr>
-          <w:b/>
-        </w:rPr>
-        <w:t>_</w:t>
-      </w:r>
-      <w:r>
-        <w:rPr>
-          <w:b/>
-        </w:rPr>
-        <w:t>_</w:t>
-      </w:r>
-      <w:r>
-        <w:rPr>
-          <w:b/>
-        </w:rPr>
-        <w:t>_</w:t>
-      </w:r>
-      <w:r>
-        <w:rPr>
-          <w:b/>
-        </w:rPr>
-        <w:t>_</w:t>
-      </w:r>
-      <w:r>
-        <w:rPr>
-          <w:b/>
-        </w:rPr>
-        <w:t>_</w:t>
-      </w:r>
-      <w:r>
-        <w:rPr>
-          <w:b/>
-        </w:rPr>
-        <w:t>_</w:t>
-      </w:r>
-      <w:r>
-        <w:t>_</w:t>
+        <w:t>, and what single word explains why? ______________________________________________</w:t>
       </w:r>
     </w:p>
     <w:p>
@@ -3214,6 +2415,10 @@
         <w:pStyle w:val="Heading3"/>
       </w:pPr>
       <w:r>
+        <w:rPr>
+          <w:b w:val="0"/>
+          <w:i w:val="0"/>
+        </w:rPr>
         <w:t>Challenge box</w:t>
       </w:r>
     </w:p>
@@ -3223,15 +2428,24 @@
         <w:shd w:fill="FFF8E7"/>
       </w:pPr>
       <w:r>
+        <w:rPr>
+          <w:b w:val="0"/>
+          <w:i w:val="0"/>
+        </w:rPr>
         <w:t xml:space="preserve">A hacker breaks into an online retailer's servers and steals a database of customer card details. The retailer had stored that database </w:t>
       </w:r>
       <w:r>
         <w:rPr>
           <w:b/>
+          <w:i w:val="0"/>
         </w:rPr>
         <w:t>unencrypted</w:t>
       </w:r>
       <w:r>
+        <w:rPr>
+          <w:b w:val="0"/>
+          <w:i w:val="0"/>
+        </w:rPr>
         <w:t xml:space="preserve"> and had kept it for years longer than needed.</w:t>
       </w:r>
     </w:p>
@@ -3249,28 +2463,43 @@
       <w:r>
         <w:rPr>
           <w:b/>
+          <w:i w:val="0"/>
         </w:rPr>
         <w:t>(a)</w:t>
       </w:r>
       <w:r>
+        <w:rPr>
+          <w:b w:val="0"/>
+          <w:i w:val="0"/>
+        </w:rPr>
         <w:t xml:space="preserve"> Which </w:t>
       </w:r>
       <w:r>
         <w:rPr>
           <w:b/>
+          <w:i w:val="0"/>
         </w:rPr>
         <w:t>two</w:t>
       </w:r>
       <w:r>
+        <w:rPr>
+          <w:b w:val="0"/>
+          <w:i w:val="0"/>
+        </w:rPr>
         <w:t xml:space="preserve"> Acts are relevant here, and </w:t>
       </w:r>
       <w:r>
         <w:rPr>
           <w:b/>
+          <w:i w:val="0"/>
         </w:rPr>
         <w:t>why each</w:t>
       </w:r>
       <w:r>
+        <w:rPr>
+          <w:b w:val="0"/>
+          <w:i w:val="0"/>
+        </w:rPr>
         <w:t>?</w:t>
       </w:r>
     </w:p>
@@ -3287,75 +2516,29 @@
       </w:pPr>
       <w:r>
         <w:rPr>
-          <w:b/>
+          <w:b w:val="0"/>
+          <w:i w:val="0"/>
         </w:rPr>
-        <w:t>_</w:t>
+        <w:t>____________________________________________________________</w:t>
       </w:r>
+    </w:p>
+    <w:p>
+      <w:pPr>
+        <w:ind w:left="432"/>
+        <w:shd w:fill="FFF8E7"/>
+      </w:pPr>
+    </w:p>
+    <w:p>
+      <w:pPr>
+        <w:ind w:left="432"/>
+        <w:shd w:fill="FFF8E7"/>
+      </w:pPr>
       <w:r>
         <w:rPr>
-          <w:b/>
+          <w:b w:val="0"/>
+          <w:i w:val="0"/>
         </w:rPr>
-        <w:t>_</w:t>
-      </w:r>
-      <w:r>
-        <w:rPr>
-          <w:b/>
-        </w:rPr>
-        <w:t>_</w:t>
-      </w:r>
-      <w:r>
-        <w:rPr>
-          <w:b/>
-        </w:rPr>
-        <w:t>_</w:t>
-      </w:r>
-      <w:r>
-        <w:rPr>
-          <w:b/>
-        </w:rPr>
-        <w:t>_</w:t>
-      </w:r>
-      <w:r>
-        <w:rPr>
-          <w:b/>
-        </w:rPr>
-        <w:t>_</w:t>
-      </w:r>
-      <w:r>
-        <w:rPr>
-          <w:b/>
-        </w:rPr>
-        <w:t>_</w:t>
-      </w:r>
-      <w:r>
-        <w:rPr>
-          <w:b/>
-        </w:rPr>
-        <w:t>_</w:t>
-      </w:r>
-      <w:r>
-        <w:rPr>
-          <w:b/>
-        </w:rPr>
-        <w:t>_</w:t>
-      </w:r>
-      <w:r>
-        <w:rPr>
-          <w:b/>
-        </w:rPr>
-        <w:t>_</w:t>
-      </w:r>
-      <w:r>
-        <w:rPr>
-          <w:b/>
-        </w:rPr>
-        <w:t>_</w:t>
-      </w:r>
-      <w:r>
-        <w:rPr>
-          <w:b/>
-        </w:rPr>
-        <w:t>_</w:t>
+        <w:t>____________________________________________________________</w:t>
       </w:r>
     </w:p>
     <w:p>
@@ -3372,94 +2555,15 @@
       <w:r>
         <w:rPr>
           <w:b/>
-        </w:rPr>
-        <w:t>_</w:t>
-      </w:r>
-      <w:r>
-        <w:rPr>
-          <w:b/>
-        </w:rPr>
-        <w:t>_</w:t>
-      </w:r>
-      <w:r>
-        <w:rPr>
-          <w:b/>
-        </w:rPr>
-        <w:t>_</w:t>
-      </w:r>
-      <w:r>
-        <w:rPr>
-          <w:b/>
-        </w:rPr>
-        <w:t>_</w:t>
-      </w:r>
-      <w:r>
-        <w:rPr>
-          <w:b/>
-        </w:rPr>
-        <w:t>_</w:t>
-      </w:r>
-      <w:r>
-        <w:rPr>
-          <w:b/>
-        </w:rPr>
-        <w:t>_</w:t>
-      </w:r>
-      <w:r>
-        <w:rPr>
-          <w:b/>
-        </w:rPr>
-        <w:t>_</w:t>
-      </w:r>
-      <w:r>
-        <w:rPr>
-          <w:b/>
-        </w:rPr>
-        <w:t>_</w:t>
-      </w:r>
-      <w:r>
-        <w:rPr>
-          <w:b/>
-        </w:rPr>
-        <w:t>_</w:t>
-      </w:r>
-      <w:r>
-        <w:rPr>
-          <w:b/>
-        </w:rPr>
-        <w:t>_</w:t>
-      </w:r>
-      <w:r>
-        <w:rPr>
-          <w:b/>
-        </w:rPr>
-        <w:t>_</w:t>
-      </w:r>
-      <w:r>
-        <w:rPr>
-          <w:b/>
-        </w:rPr>
-        <w:t>_</w:t>
-      </w:r>
-    </w:p>
-    <w:p>
-      <w:pPr>
-        <w:ind w:left="432"/>
-        <w:shd w:fill="FFF8E7"/>
-      </w:pPr>
-    </w:p>
-    <w:p>
-      <w:pPr>
-        <w:ind w:left="432"/>
-        <w:shd w:fill="FFF8E7"/>
-      </w:pPr>
-      <w:r>
-        <w:rPr>
-          <w:b/>
+          <w:i w:val="0"/>
         </w:rPr>
         <w:t>(b)</w:t>
       </w:r>
       <w:r>
+        <w:rPr>
+          <w:b w:val="0"/>
+          <w:i w:val="0"/>
+        </w:rPr>
         <w:t xml:space="preserve"> Which CMA offence(s) has the hacker committed? Explain.</w:t>
       </w:r>
     </w:p>
@@ -3476,75 +2580,10 @@
       </w:pPr>
       <w:r>
         <w:rPr>
-          <w:b/>
+          <w:b w:val="0"/>
+          <w:i w:val="0"/>
         </w:rPr>
-        <w:t>_</w:t>
-      </w:r>
-      <w:r>
-        <w:rPr>
-          <w:b/>
-        </w:rPr>
-        <w:t>_</w:t>
-      </w:r>
-      <w:r>
-        <w:rPr>
-          <w:b/>
-        </w:rPr>
-        <w:t>_</w:t>
-      </w:r>
-      <w:r>
-        <w:rPr>
-          <w:b/>
-        </w:rPr>
-        <w:t>_</w:t>
-      </w:r>
-      <w:r>
-        <w:rPr>
-          <w:b/>
-        </w:rPr>
-        <w:t>_</w:t>
-      </w:r>
-      <w:r>
-        <w:rPr>
-          <w:b/>
-        </w:rPr>
-        <w:t>_</w:t>
-      </w:r>
-      <w:r>
-        <w:rPr>
-          <w:b/>
-        </w:rPr>
-        <w:t>_</w:t>
-      </w:r>
-      <w:r>
-        <w:rPr>
-          <w:b/>
-        </w:rPr>
-        <w:t>_</w:t>
-      </w:r>
-      <w:r>
-        <w:rPr>
-          <w:b/>
-        </w:rPr>
-        <w:t>_</w:t>
-      </w:r>
-      <w:r>
-        <w:rPr>
-          <w:b/>
-        </w:rPr>
-        <w:t>_</w:t>
-      </w:r>
-      <w:r>
-        <w:rPr>
-          <w:b/>
-        </w:rPr>
-        <w:t>_</w:t>
-      </w:r>
-      <w:r>
-        <w:rPr>
-          <w:b/>
-        </w:rPr>
-        <w:t>_</w:t>
+        <w:t>____________________________________________________________</w:t>
       </w:r>
     </w:p>
     <w:p>
@@ -3560,75 +2599,10 @@
       </w:pPr>
       <w:r>
         <w:rPr>
-          <w:b/>
+          <w:b w:val="0"/>
+          <w:i w:val="0"/>
         </w:rPr>
-        <w:t>_</w:t>
-      </w:r>
-      <w:r>
-        <w:rPr>
-          <w:b/>
-        </w:rPr>
-        <w:t>_</w:t>
-      </w:r>
-      <w:r>
-        <w:rPr>
-          <w:b/>
-        </w:rPr>
-        <w:t>_</w:t>
-      </w:r>
-      <w:r>
-        <w:rPr>
-          <w:b/>
-        </w:rPr>
-        <w:t>_</w:t>
-      </w:r>
-      <w:r>
-        <w:rPr>
-          <w:b/>
-        </w:rPr>
-        <w:t>_</w:t>
-      </w:r>
-      <w:r>
-        <w:rPr>
-          <w:b/>
-        </w:rPr>
-        <w:t>_</w:t>
-      </w:r>
-      <w:r>
-        <w:rPr>
-          <w:b/>
-        </w:rPr>
-        <w:t>_</w:t>
-      </w:r>
-      <w:r>
-        <w:rPr>
-          <w:b/>
-        </w:rPr>
-        <w:t>_</w:t>
-      </w:r>
-      <w:r>
-        <w:rPr>
-          <w:b/>
-        </w:rPr>
-        <w:t>_</w:t>
-      </w:r>
-      <w:r>
-        <w:rPr>
-          <w:b/>
-        </w:rPr>
-        <w:t>_</w:t>
-      </w:r>
-      <w:r>
-        <w:rPr>
-          <w:b/>
-        </w:rPr>
-        <w:t>_</w:t>
-      </w:r>
-      <w:r>
-        <w:rPr>
-          <w:b/>
-        </w:rPr>
-        <w:t>_</w:t>
+        <w:t>____________________________________________________________</w:t>
       </w:r>
     </w:p>
     <w:p>
@@ -3643,36 +2617,48 @@
         <w:pStyle w:val="Heading2"/>
       </w:pPr>
       <w:r>
+        <w:rPr>
+          <w:b w:val="0"/>
+          <w:i w:val="0"/>
+        </w:rPr>
         <w:t>Section B — Exam practice (30 marks)</w:t>
       </w:r>
     </w:p>
     <w:p>
       <w:r>
+        <w:rPr>
+          <w:b w:val="0"/>
+          <w:i w:val="0"/>
+        </w:rPr>
         <w:t xml:space="preserve">Answer </w:t>
       </w:r>
       <w:r>
         <w:rPr>
           <w:b/>
+          <w:i w:val="0"/>
         </w:rPr>
         <w:t>all</w:t>
       </w:r>
       <w:r>
-        <w:t xml:space="preserve"> questions. Questions marked with an asterisk (\</w:t>
+        <w:rPr>
+          <w:b w:val="0"/>
+          <w:i w:val="0"/>
+        </w:rPr>
+        <w:t xml:space="preserve"> questions. Questions marked with an asterisk (*) are marked for the quality of your extended response. Where a question refers to the scenario, your answer </w:t>
       </w:r>
       <w:r>
         <w:rPr>
-          <w:i/>
-        </w:rPr>
-        <w:t xml:space="preserve">) are marked for the quality of your extended response. Where a question refers to the scenario, your answer </w:t>
-      </w:r>
-      <w:r>
-        <w:rPr>
-          <w:i/>
+          <w:b/>
+          <w:i w:val="0"/>
         </w:rPr>
         <w:t>must</w:t>
       </w:r>
       <w:r>
-        <w:t>* be applied to FitPulse — generic answers gain few marks.</w:t>
+        <w:rPr>
+          <w:b w:val="0"/>
+          <w:i w:val="0"/>
+        </w:rPr>
+        <w:t xml:space="preserve"> be applied to FitPulse — generic answers gain few marks.</w:t>
       </w:r>
     </w:p>
     <w:p>
@@ -3683,6 +2669,7 @@
       <w:r>
         <w:rPr>
           <w:b/>
+          <w:i w:val="0"/>
         </w:rPr>
         <w:t>Scenario — FitPulse.</w:t>
       </w:r>
@@ -3693,24 +2680,38 @@
         <w:shd w:fill="FFF8E7"/>
       </w:pPr>
       <w:r>
+        <w:rPr>
+          <w:b w:val="0"/>
+          <w:i w:val="0"/>
+        </w:rPr>
         <w:t xml:space="preserve">FitPulse is a UK company that sells fitness wristbands with a companion smartphone app. The app continuously records each user's </w:t>
       </w:r>
       <w:r>
         <w:rPr>
           <w:b/>
+          <w:i w:val="0"/>
         </w:rPr>
         <w:t>heart rate, sleep patterns and GPS location</w:t>
       </w:r>
       <w:r>
+        <w:rPr>
+          <w:b w:val="0"/>
+          <w:i w:val="0"/>
+        </w:rPr>
         <w:t xml:space="preserve">, and stores this on FitPulse's servers. FitPulse is planning a partnership in which users can share their fitness data with an </w:t>
       </w:r>
       <w:r>
         <w:rPr>
           <w:b/>
+          <w:i w:val="0"/>
         </w:rPr>
         <w:t>insurance company</w:t>
       </w:r>
       <w:r>
+        <w:rPr>
+          <w:b w:val="0"/>
+          <w:i w:val="0"/>
+        </w:rPr>
         <w:t xml:space="preserve"> in exchange for lower premiums; users who refuse will pay the standard (higher) price.</w:t>
       </w:r>
     </w:p>
@@ -3720,24 +2721,38 @@
         <w:shd w:fill="FFF8E7"/>
       </w:pPr>
       <w:r>
+        <w:rPr>
+          <w:b w:val="0"/>
+          <w:i w:val="0"/>
+        </w:rPr>
         <w:t xml:space="preserve">Recently: a </w:t>
       </w:r>
       <w:r>
         <w:rPr>
           <w:b/>
+          <w:i w:val="0"/>
         </w:rPr>
         <w:t>hacker</w:t>
       </w:r>
       <w:r>
+        <w:rPr>
+          <w:b w:val="0"/>
+          <w:i w:val="0"/>
+        </w:rPr>
         <w:t xml:space="preserve"> gained access to FitPulse's customer database and viewed records but changed nothing; and a </w:t>
       </w:r>
       <w:r>
         <w:rPr>
           <w:b/>
+          <w:i w:val="0"/>
         </w:rPr>
         <w:t>former employee</w:t>
       </w:r>
       <w:r>
+        <w:rPr>
+          <w:b w:val="0"/>
+          <w:i w:val="0"/>
+        </w:rPr>
         <w:t xml:space="preserve"> has kept a copy of FitPulse's app source code, which she intends to use to launch a rival app.</w:t>
       </w:r>
     </w:p>
@@ -3745,28 +2760,43 @@
       <w:r>
         <w:rPr>
           <w:b/>
+          <w:i w:val="0"/>
         </w:rPr>
         <w:t>Q1.</w:t>
       </w:r>
       <w:r>
+        <w:rPr>
+          <w:b w:val="0"/>
+          <w:i w:val="0"/>
+        </w:rPr>
         <w:t xml:space="preserve"> State </w:t>
       </w:r>
       <w:r>
         <w:rPr>
           <w:b/>
+          <w:i w:val="0"/>
         </w:rPr>
         <w:t>two</w:t>
       </w:r>
       <w:r>
+        <w:rPr>
+          <w:b w:val="0"/>
+          <w:i w:val="0"/>
+        </w:rPr>
         <w:t xml:space="preserve"> principles of the Data Protection Act 2018 that FitPulse must follow when storing its users' data. </w:t>
       </w:r>
       <w:r>
         <w:rPr>
           <w:b/>
+          <w:i w:val="0"/>
         </w:rPr>
         <w:t>[2]</w:t>
       </w:r>
       <w:r>
+        <w:rPr>
+          <w:b w:val="0"/>
+          <w:i w:val="0"/>
+        </w:rPr>
         <w:t xml:space="preserve"> (AO1)</w:t>
       </w:r>
     </w:p>
@@ -3798,33 +2828,52 @@
       <w:r>
         <w:rPr>
           <w:b/>
+          <w:i w:val="0"/>
         </w:rPr>
         <w:t>Q2.</w:t>
       </w:r>
       <w:r>
+        <w:rPr>
+          <w:b w:val="0"/>
+          <w:i w:val="0"/>
+        </w:rPr>
         <w:t xml:space="preserve"> The hacker gained access to FitPulse's customer database and viewed records but changed nothing.</w:t>
       </w:r>
     </w:p>
     <w:p>
       <w:r>
+        <w:rPr>
+          <w:b w:val="0"/>
+          <w:i w:val="0"/>
+        </w:rPr>
         <w:t xml:space="preserve">State the name of the Act the hacker has broken and identify </w:t>
       </w:r>
       <w:r>
         <w:rPr>
           <w:b/>
+          <w:i w:val="0"/>
         </w:rPr>
         <w:t>which offence</w:t>
       </w:r>
       <w:r>
+        <w:rPr>
+          <w:b w:val="0"/>
+          <w:i w:val="0"/>
+        </w:rPr>
         <w:t xml:space="preserve"> under that Act has been committed. </w:t>
       </w:r>
       <w:r>
         <w:rPr>
           <w:b/>
+          <w:i w:val="0"/>
         </w:rPr>
         <w:t>[2]</w:t>
       </w:r>
       <w:r>
+        <w:rPr>
+          <w:b w:val="0"/>
+          <w:i w:val="0"/>
+        </w:rPr>
         <w:t xml:space="preserve"> (AO2)</w:t>
       </w:r>
     </w:p>
@@ -3856,19 +2905,29 @@
       <w:r>
         <w:rPr>
           <w:b/>
+          <w:i w:val="0"/>
         </w:rPr>
         <w:t>Q3.</w:t>
       </w:r>
       <w:r>
+        <w:rPr>
+          <w:b w:val="0"/>
+          <w:i w:val="0"/>
+        </w:rPr>
         <w:t xml:space="preserve"> Explain why the former employee's plan to reuse FitPulse's source code in a rival app is likely to be unlawful, naming the relevant legislation. </w:t>
       </w:r>
       <w:r>
         <w:rPr>
           <w:b/>
+          <w:i w:val="0"/>
         </w:rPr>
         <w:t>[3]</w:t>
       </w:r>
       <w:r>
+        <w:rPr>
+          <w:b w:val="0"/>
+          <w:i w:val="0"/>
+        </w:rPr>
         <w:t xml:space="preserve"> (AO2)</w:t>
       </w:r>
     </w:p>
@@ -3908,42 +2967,66 @@
       <w:r>
         <w:rPr>
           <w:b/>
+          <w:i w:val="0"/>
         </w:rPr>
         <w:t>Q4.</w:t>
       </w:r>
       <w:r>
+        <w:rPr>
+          <w:b w:val="0"/>
+          <w:i w:val="0"/>
+        </w:rPr>
         <w:t xml:space="preserve"> FitPulse's app records users' </w:t>
       </w:r>
       <w:r>
         <w:rPr>
           <w:b/>
+          <w:i w:val="0"/>
         </w:rPr>
         <w:t>GPS location</w:t>
       </w:r>
       <w:r>
+        <w:rPr>
+          <w:b w:val="0"/>
+          <w:i w:val="0"/>
+        </w:rPr>
         <w:t xml:space="preserve"> at all times, and the company is considering selling "anonymised" location histories to advertisers.</w:t>
       </w:r>
     </w:p>
     <w:p>
       <w:r>
+        <w:rPr>
+          <w:b w:val="0"/>
+          <w:i w:val="0"/>
+        </w:rPr>
         <w:t xml:space="preserve">Explain </w:t>
       </w:r>
       <w:r>
         <w:rPr>
           <w:b/>
+          <w:i w:val="0"/>
         </w:rPr>
         <w:t>two</w:t>
       </w:r>
       <w:r>
+        <w:rPr>
+          <w:b w:val="0"/>
+          <w:i w:val="0"/>
+        </w:rPr>
         <w:t xml:space="preserve"> distinct concerns this raises for FitPulse's users. </w:t>
       </w:r>
       <w:r>
         <w:rPr>
           <w:b/>
+          <w:i w:val="0"/>
         </w:rPr>
         <w:t>[4]</w:t>
       </w:r>
       <w:r>
+        <w:rPr>
+          <w:b w:val="0"/>
+          <w:i w:val="0"/>
+        </w:rPr>
         <w:t xml:space="preserve"> (AO2)</w:t>
       </w:r>
     </w:p>
@@ -3999,33 +3082,52 @@
       <w:r>
         <w:rPr>
           <w:b/>
+          <w:i w:val="0"/>
         </w:rPr>
         <w:t>Q5.</w:t>
       </w:r>
       <w:r>
+        <w:rPr>
+          <w:b w:val="0"/>
+          <w:i w:val="0"/>
+        </w:rPr>
         <w:t xml:space="preserve"> The police ask FitPulse to hand over one user's GPS history as part of a criminal investigation.</w:t>
       </w:r>
     </w:p>
     <w:p>
       <w:r>
+        <w:rPr>
+          <w:b w:val="0"/>
+          <w:i w:val="0"/>
+        </w:rPr>
         <w:t xml:space="preserve">Describe how the </w:t>
       </w:r>
       <w:r>
         <w:rPr>
           <w:b/>
+          <w:i w:val="0"/>
         </w:rPr>
         <w:t>Regulation of Investigatory Powers Act 2000</w:t>
       </w:r>
       <w:r>
+        <w:rPr>
+          <w:b w:val="0"/>
+          <w:i w:val="0"/>
+        </w:rPr>
         <w:t xml:space="preserve"> governs whether and how this data can be obtained. </w:t>
       </w:r>
       <w:r>
         <w:rPr>
           <w:b/>
+          <w:i w:val="0"/>
         </w:rPr>
         <w:t>[3]</w:t>
       </w:r>
       <w:r>
+        <w:rPr>
+          <w:b w:val="0"/>
+          <w:i w:val="0"/>
+        </w:rPr>
         <w:t xml:space="preserve"> (AO2)</w:t>
       </w:r>
     </w:p>
@@ -4065,42 +3167,66 @@
       <w:r>
         <w:rPr>
           <w:b/>
+          <w:i w:val="0"/>
         </w:rPr>
         <w:t>Q6.</w:t>
       </w:r>
       <w:r>
+        <w:rPr>
+          <w:b w:val="0"/>
+          <w:i w:val="0"/>
+        </w:rPr>
         <w:t xml:space="preserve"> Some FitPulse customers are elderly or on low incomes and do not own a smartphone capable of running the app, so they cannot access the discounted insurance.</w:t>
       </w:r>
     </w:p>
     <w:p>
       <w:r>
+        <w:rPr>
+          <w:b w:val="0"/>
+          <w:i w:val="0"/>
+        </w:rPr>
         <w:t xml:space="preserve">Explain how this situation illustrates the </w:t>
       </w:r>
       <w:r>
         <w:rPr>
           <w:b/>
+          <w:i w:val="0"/>
         </w:rPr>
         <w:t>digital divide</w:t>
       </w:r>
       <w:r>
+        <w:rPr>
+          <w:b w:val="0"/>
+          <w:i w:val="0"/>
+        </w:rPr>
         <w:t xml:space="preserve">, and describe </w:t>
       </w:r>
       <w:r>
         <w:rPr>
           <w:b/>
+          <w:i w:val="0"/>
         </w:rPr>
         <w:t>one</w:t>
       </w:r>
       <w:r>
+        <w:rPr>
+          <w:b w:val="0"/>
+          <w:i w:val="0"/>
+        </w:rPr>
         <w:t xml:space="preserve"> action FitPulse or the insurer could take to reduce its effect. </w:t>
       </w:r>
       <w:r>
         <w:rPr>
           <w:b/>
+          <w:i w:val="0"/>
         </w:rPr>
         <w:t>[4]</w:t>
       </w:r>
       <w:r>
+        <w:rPr>
+          <w:b w:val="0"/>
+          <w:i w:val="0"/>
+        </w:rPr>
         <w:t xml:space="preserve"> (AO2)</w:t>
       </w:r>
     </w:p>
@@ -4156,33 +3282,52 @@
       <w:r>
         <w:rPr>
           <w:b/>
+          <w:i w:val="0"/>
         </w:rPr>
-        <w:t>Q7\</w:t>
+        <w:t>Q7*</w:t>
       </w:r>
       <w:r>
-        <w:t>* "Schemes in which wearable devices share users' health data with insurance companies do more good than harm."</w:t>
+        <w:rPr>
+          <w:b w:val="0"/>
+          <w:i w:val="0"/>
+        </w:rPr>
+        <w:t xml:space="preserve"> "Schemes in which wearable devices share users' health data with insurance companies do more good than harm."</w:t>
       </w:r>
     </w:p>
     <w:p>
       <w:r>
+        <w:rPr>
+          <w:b w:val="0"/>
+          <w:i w:val="0"/>
+        </w:rPr>
         <w:t xml:space="preserve">Discuss this statement with reference to FitPulse's planned insurance partnership. In your answer you should consider the benefits and drawbacks for a </w:t>
       </w:r>
       <w:r>
         <w:rPr>
           <w:b/>
+          <w:i w:val="0"/>
         </w:rPr>
         <w:t>range of stakeholders</w:t>
       </w:r>
       <w:r>
+        <w:rPr>
+          <w:b w:val="0"/>
+          <w:i w:val="0"/>
+        </w:rPr>
         <w:t xml:space="preserve">, and come to a justified conclusion. </w:t>
       </w:r>
       <w:r>
         <w:rPr>
           <w:b/>
+          <w:i w:val="0"/>
         </w:rPr>
         <w:t>[12]</w:t>
       </w:r>
       <w:r>
+        <w:rPr>
+          <w:b w:val="0"/>
+          <w:i w:val="0"/>
+        </w:rPr>
         <w:t xml:space="preserve"> (AO3)</w:t>
       </w:r>
     </w:p>
@@ -4285,6 +3430,7 @@
     <w:p>
       <w:r>
         <w:rPr>
+          <w:b w:val="0"/>
           <w:i/>
         </w:rPr>
         <w:t>(Total for Section B: 30 marks)</w:t>

--- a/Course/1 Component 1 - Computer Systems/1.5 Legal, Moral, Cultural and Ethical Issues/00 Topic Resources/6 End-of-Topic Worksheet (editable).docx
+++ b/Course/1 Component 1 - Computer Systems/1.5 Legal, Moral, Cultural and Ethical Issues/00 Topic Resources/6 End-of-Topic Worksheet (editable).docx
@@ -965,102 +965,32 @@
         <w:t>(12 marks)</w:t>
       </w:r>
     </w:p>
-    <w:p>
-      <w:pPr>
-        <w:spacing w:before="260"/>
-        <w:pBdr>
-          <w:bottom w:val="single" w:sz="4" w:space="1" w:color="AAB4C0"/>
-        </w:pBdr>
-      </w:pPr>
-    </w:p>
-    <w:p>
-      <w:pPr>
-        <w:spacing w:before="260"/>
-        <w:pBdr>
-          <w:bottom w:val="single" w:sz="4" w:space="1" w:color="AAB4C0"/>
-        </w:pBdr>
-      </w:pPr>
-    </w:p>
-    <w:p>
-      <w:pPr>
-        <w:spacing w:before="260"/>
-        <w:pBdr>
-          <w:bottom w:val="single" w:sz="4" w:space="1" w:color="AAB4C0"/>
-        </w:pBdr>
-      </w:pPr>
-    </w:p>
-    <w:p>
-      <w:pPr>
-        <w:spacing w:before="260"/>
-        <w:pBdr>
-          <w:bottom w:val="single" w:sz="4" w:space="1" w:color="AAB4C0"/>
-        </w:pBdr>
-      </w:pPr>
-    </w:p>
-    <w:p>
-      <w:pPr>
-        <w:spacing w:before="260"/>
-        <w:pBdr>
-          <w:bottom w:val="single" w:sz="4" w:space="1" w:color="AAB4C0"/>
-        </w:pBdr>
-      </w:pPr>
-    </w:p>
-    <w:p>
-      <w:pPr>
-        <w:spacing w:before="260"/>
-        <w:pBdr>
-          <w:bottom w:val="single" w:sz="4" w:space="1" w:color="AAB4C0"/>
-        </w:pBdr>
-      </w:pPr>
-    </w:p>
-    <w:p>
-      <w:pPr>
-        <w:spacing w:before="260"/>
-        <w:pBdr>
-          <w:bottom w:val="single" w:sz="4" w:space="1" w:color="AAB4C0"/>
-        </w:pBdr>
-      </w:pPr>
-    </w:p>
-    <w:p>
-      <w:pPr>
-        <w:spacing w:before="260"/>
-        <w:pBdr>
-          <w:bottom w:val="single" w:sz="4" w:space="1" w:color="AAB4C0"/>
-        </w:pBdr>
-      </w:pPr>
-    </w:p>
-    <w:p>
-      <w:pPr>
-        <w:spacing w:before="260"/>
-        <w:pBdr>
-          <w:bottom w:val="single" w:sz="4" w:space="1" w:color="AAB4C0"/>
-        </w:pBdr>
-      </w:pPr>
-    </w:p>
-    <w:p>
-      <w:pPr>
-        <w:spacing w:before="260"/>
-        <w:pBdr>
-          <w:bottom w:val="single" w:sz="4" w:space="1" w:color="AAB4C0"/>
-        </w:pBdr>
-      </w:pPr>
-    </w:p>
-    <w:p>
-      <w:pPr>
-        <w:spacing w:before="260"/>
-        <w:pBdr>
-          <w:bottom w:val="single" w:sz="4" w:space="1" w:color="AAB4C0"/>
-        </w:pBdr>
-      </w:pPr>
-    </w:p>
-    <w:p>
-      <w:pPr>
-        <w:spacing w:before="260"/>
-        <w:pBdr>
-          <w:bottom w:val="single" w:sz="4" w:space="1" w:color="AAB4C0"/>
-        </w:pBdr>
-      </w:pPr>
-    </w:p>
+    <w:tbl>
+      <w:tblPr>
+        <w:tblStyle w:val="TableGrid"/>
+        <w:tblW w:type="auto" w:w="0"/>
+        <w:tblLook w:firstColumn="1" w:firstRow="1" w:lastColumn="0" w:lastRow="0" w:noHBand="0" w:noVBand="1" w:val="04A0"/>
+      </w:tblPr>
+      <w:tblGrid>
+        <w:gridCol w:w="8640"/>
+      </w:tblGrid>
+      <w:tr>
+        <w:trPr>
+          <w:trHeight w:val="4080" w:hRule="atLeast"/>
+        </w:trPr>
+        <w:tc>
+          <w:tcPr>
+            <w:tcW w:type="dxa" w:w="8640"/>
+          </w:tcPr>
+          <w:p>
+            <w:pPr>
+              <w:spacing w:before="40"/>
+            </w:pPr>
+          </w:p>
+        </w:tc>
+      </w:tr>
+    </w:tbl>
+    <w:p/>
     <w:p>
       <w:r>
         <w:rPr>
@@ -2800,30 +2730,32 @@
         <w:t xml:space="preserve"> (AO1)</w:t>
       </w:r>
     </w:p>
-    <w:p>
-      <w:pPr>
-        <w:spacing w:before="260"/>
-        <w:pBdr>
-          <w:bottom w:val="single" w:sz="4" w:space="1" w:color="AAB4C0"/>
-        </w:pBdr>
-      </w:pPr>
-    </w:p>
-    <w:p>
-      <w:pPr>
-        <w:spacing w:before="260"/>
-        <w:pBdr>
-          <w:bottom w:val="single" w:sz="4" w:space="1" w:color="AAB4C0"/>
-        </w:pBdr>
-      </w:pPr>
-    </w:p>
-    <w:p>
-      <w:pPr>
-        <w:spacing w:before="260"/>
-        <w:pBdr>
-          <w:bottom w:val="single" w:sz="4" w:space="1" w:color="AAB4C0"/>
-        </w:pBdr>
-      </w:pPr>
-    </w:p>
+    <w:tbl>
+      <w:tblPr>
+        <w:tblStyle w:val="TableGrid"/>
+        <w:tblW w:type="auto" w:w="0"/>
+        <w:tblLook w:firstColumn="1" w:firstRow="1" w:lastColumn="0" w:lastRow="0" w:noHBand="0" w:noVBand="1" w:val="04A0"/>
+      </w:tblPr>
+      <w:tblGrid>
+        <w:gridCol w:w="8640"/>
+      </w:tblGrid>
+      <w:tr>
+        <w:trPr>
+          <w:trHeight w:val="1020" w:hRule="atLeast"/>
+        </w:trPr>
+        <w:tc>
+          <w:tcPr>
+            <w:tcW w:type="dxa" w:w="8640"/>
+          </w:tcPr>
+          <w:p>
+            <w:pPr>
+              <w:spacing w:before="40"/>
+            </w:pPr>
+          </w:p>
+        </w:tc>
+      </w:tr>
+    </w:tbl>
+    <w:p/>
     <w:p>
       <w:r>
         <w:rPr>
@@ -2877,30 +2809,32 @@
         <w:t xml:space="preserve"> (AO2)</w:t>
       </w:r>
     </w:p>
-    <w:p>
-      <w:pPr>
-        <w:spacing w:before="260"/>
-        <w:pBdr>
-          <w:bottom w:val="single" w:sz="4" w:space="1" w:color="AAB4C0"/>
-        </w:pBdr>
-      </w:pPr>
-    </w:p>
-    <w:p>
-      <w:pPr>
-        <w:spacing w:before="260"/>
-        <w:pBdr>
-          <w:bottom w:val="single" w:sz="4" w:space="1" w:color="AAB4C0"/>
-        </w:pBdr>
-      </w:pPr>
-    </w:p>
-    <w:p>
-      <w:pPr>
-        <w:spacing w:before="260"/>
-        <w:pBdr>
-          <w:bottom w:val="single" w:sz="4" w:space="1" w:color="AAB4C0"/>
-        </w:pBdr>
-      </w:pPr>
-    </w:p>
+    <w:tbl>
+      <w:tblPr>
+        <w:tblStyle w:val="TableGrid"/>
+        <w:tblW w:type="auto" w:w="0"/>
+        <w:tblLook w:firstColumn="1" w:firstRow="1" w:lastColumn="0" w:lastRow="0" w:noHBand="0" w:noVBand="1" w:val="04A0"/>
+      </w:tblPr>
+      <w:tblGrid>
+        <w:gridCol w:w="8640"/>
+      </w:tblGrid>
+      <w:tr>
+        <w:trPr>
+          <w:trHeight w:val="1020" w:hRule="atLeast"/>
+        </w:trPr>
+        <w:tc>
+          <w:tcPr>
+            <w:tcW w:type="dxa" w:w="8640"/>
+          </w:tcPr>
+          <w:p>
+            <w:pPr>
+              <w:spacing w:before="40"/>
+            </w:pPr>
+          </w:p>
+        </w:tc>
+      </w:tr>
+    </w:tbl>
+    <w:p/>
     <w:p>
       <w:r>
         <w:rPr>
@@ -2931,38 +2865,32 @@
         <w:t xml:space="preserve"> (AO2)</w:t>
       </w:r>
     </w:p>
-    <w:p>
-      <w:pPr>
-        <w:spacing w:before="260"/>
-        <w:pBdr>
-          <w:bottom w:val="single" w:sz="4" w:space="1" w:color="AAB4C0"/>
-        </w:pBdr>
-      </w:pPr>
-    </w:p>
-    <w:p>
-      <w:pPr>
-        <w:spacing w:before="260"/>
-        <w:pBdr>
-          <w:bottom w:val="single" w:sz="4" w:space="1" w:color="AAB4C0"/>
-        </w:pBdr>
-      </w:pPr>
-    </w:p>
-    <w:p>
-      <w:pPr>
-        <w:spacing w:before="260"/>
-        <w:pBdr>
-          <w:bottom w:val="single" w:sz="4" w:space="1" w:color="AAB4C0"/>
-        </w:pBdr>
-      </w:pPr>
-    </w:p>
-    <w:p>
-      <w:pPr>
-        <w:spacing w:before="260"/>
-        <w:pBdr>
-          <w:bottom w:val="single" w:sz="4" w:space="1" w:color="AAB4C0"/>
-        </w:pBdr>
-      </w:pPr>
-    </w:p>
+    <w:tbl>
+      <w:tblPr>
+        <w:tblStyle w:val="TableGrid"/>
+        <w:tblW w:type="auto" w:w="0"/>
+        <w:tblLook w:firstColumn="1" w:firstRow="1" w:lastColumn="0" w:lastRow="0" w:noHBand="0" w:noVBand="1" w:val="04A0"/>
+      </w:tblPr>
+      <w:tblGrid>
+        <w:gridCol w:w="8640"/>
+      </w:tblGrid>
+      <w:tr>
+        <w:trPr>
+          <w:trHeight w:val="1360" w:hRule="atLeast"/>
+        </w:trPr>
+        <w:tc>
+          <w:tcPr>
+            <w:tcW w:type="dxa" w:w="8640"/>
+          </w:tcPr>
+          <w:p>
+            <w:pPr>
+              <w:spacing w:before="40"/>
+            </w:pPr>
+          </w:p>
+        </w:tc>
+      </w:tr>
+    </w:tbl>
+    <w:p/>
     <w:p>
       <w:r>
         <w:rPr>
@@ -3030,54 +2958,32 @@
         <w:t xml:space="preserve"> (AO2)</w:t>
       </w:r>
     </w:p>
-    <w:p>
-      <w:pPr>
-        <w:spacing w:before="260"/>
-        <w:pBdr>
-          <w:bottom w:val="single" w:sz="4" w:space="1" w:color="AAB4C0"/>
-        </w:pBdr>
-      </w:pPr>
-    </w:p>
-    <w:p>
-      <w:pPr>
-        <w:spacing w:before="260"/>
-        <w:pBdr>
-          <w:bottom w:val="single" w:sz="4" w:space="1" w:color="AAB4C0"/>
-        </w:pBdr>
-      </w:pPr>
-    </w:p>
-    <w:p>
-      <w:pPr>
-        <w:spacing w:before="260"/>
-        <w:pBdr>
-          <w:bottom w:val="single" w:sz="4" w:space="1" w:color="AAB4C0"/>
-        </w:pBdr>
-      </w:pPr>
-    </w:p>
-    <w:p>
-      <w:pPr>
-        <w:spacing w:before="260"/>
-        <w:pBdr>
-          <w:bottom w:val="single" w:sz="4" w:space="1" w:color="AAB4C0"/>
-        </w:pBdr>
-      </w:pPr>
-    </w:p>
-    <w:p>
-      <w:pPr>
-        <w:spacing w:before="260"/>
-        <w:pBdr>
-          <w:bottom w:val="single" w:sz="4" w:space="1" w:color="AAB4C0"/>
-        </w:pBdr>
-      </w:pPr>
-    </w:p>
-    <w:p>
-      <w:pPr>
-        <w:spacing w:before="260"/>
-        <w:pBdr>
-          <w:bottom w:val="single" w:sz="4" w:space="1" w:color="AAB4C0"/>
-        </w:pBdr>
-      </w:pPr>
-    </w:p>
+    <w:tbl>
+      <w:tblPr>
+        <w:tblStyle w:val="TableGrid"/>
+        <w:tblW w:type="auto" w:w="0"/>
+        <w:tblLook w:firstColumn="1" w:firstRow="1" w:lastColumn="0" w:lastRow="0" w:noHBand="0" w:noVBand="1" w:val="04A0"/>
+      </w:tblPr>
+      <w:tblGrid>
+        <w:gridCol w:w="8640"/>
+      </w:tblGrid>
+      <w:tr>
+        <w:trPr>
+          <w:trHeight w:val="2040" w:hRule="atLeast"/>
+        </w:trPr>
+        <w:tc>
+          <w:tcPr>
+            <w:tcW w:type="dxa" w:w="8640"/>
+          </w:tcPr>
+          <w:p>
+            <w:pPr>
+              <w:spacing w:before="40"/>
+            </w:pPr>
+          </w:p>
+        </w:tc>
+      </w:tr>
+    </w:tbl>
+    <w:p/>
     <w:p>
       <w:r>
         <w:rPr>
@@ -3131,38 +3037,32 @@
         <w:t xml:space="preserve"> (AO2)</w:t>
       </w:r>
     </w:p>
-    <w:p>
-      <w:pPr>
-        <w:spacing w:before="260"/>
-        <w:pBdr>
-          <w:bottom w:val="single" w:sz="4" w:space="1" w:color="AAB4C0"/>
-        </w:pBdr>
-      </w:pPr>
-    </w:p>
-    <w:p>
-      <w:pPr>
-        <w:spacing w:before="260"/>
-        <w:pBdr>
-          <w:bottom w:val="single" w:sz="4" w:space="1" w:color="AAB4C0"/>
-        </w:pBdr>
-      </w:pPr>
-    </w:p>
-    <w:p>
-      <w:pPr>
-        <w:spacing w:before="260"/>
-        <w:pBdr>
-          <w:bottom w:val="single" w:sz="4" w:space="1" w:color="AAB4C0"/>
-        </w:pBdr>
-      </w:pPr>
-    </w:p>
-    <w:p>
-      <w:pPr>
-        <w:spacing w:before="260"/>
-        <w:pBdr>
-          <w:bottom w:val="single" w:sz="4" w:space="1" w:color="AAB4C0"/>
-        </w:pBdr>
-      </w:pPr>
-    </w:p>
+    <w:tbl>
+      <w:tblPr>
+        <w:tblStyle w:val="TableGrid"/>
+        <w:tblW w:type="auto" w:w="0"/>
+        <w:tblLook w:firstColumn="1" w:firstRow="1" w:lastColumn="0" w:lastRow="0" w:noHBand="0" w:noVBand="1" w:val="04A0"/>
+      </w:tblPr>
+      <w:tblGrid>
+        <w:gridCol w:w="8640"/>
+      </w:tblGrid>
+      <w:tr>
+        <w:trPr>
+          <w:trHeight w:val="1360" w:hRule="atLeast"/>
+        </w:trPr>
+        <w:tc>
+          <w:tcPr>
+            <w:tcW w:type="dxa" w:w="8640"/>
+          </w:tcPr>
+          <w:p>
+            <w:pPr>
+              <w:spacing w:before="40"/>
+            </w:pPr>
+          </w:p>
+        </w:tc>
+      </w:tr>
+    </w:tbl>
+    <w:p/>
     <w:p>
       <w:r>
         <w:rPr>
@@ -3230,54 +3130,32 @@
         <w:t xml:space="preserve"> (AO2)</w:t>
       </w:r>
     </w:p>
-    <w:p>
-      <w:pPr>
-        <w:spacing w:before="260"/>
-        <w:pBdr>
-          <w:bottom w:val="single" w:sz="4" w:space="1" w:color="AAB4C0"/>
-        </w:pBdr>
-      </w:pPr>
-    </w:p>
-    <w:p>
-      <w:pPr>
-        <w:spacing w:before="260"/>
-        <w:pBdr>
-          <w:bottom w:val="single" w:sz="4" w:space="1" w:color="AAB4C0"/>
-        </w:pBdr>
-      </w:pPr>
-    </w:p>
-    <w:p>
-      <w:pPr>
-        <w:spacing w:before="260"/>
-        <w:pBdr>
-          <w:bottom w:val="single" w:sz="4" w:space="1" w:color="AAB4C0"/>
-        </w:pBdr>
-      </w:pPr>
-    </w:p>
-    <w:p>
-      <w:pPr>
-        <w:spacing w:before="260"/>
-        <w:pBdr>
-          <w:bottom w:val="single" w:sz="4" w:space="1" w:color="AAB4C0"/>
-        </w:pBdr>
-      </w:pPr>
-    </w:p>
-    <w:p>
-      <w:pPr>
-        <w:spacing w:before="260"/>
-        <w:pBdr>
-          <w:bottom w:val="single" w:sz="4" w:space="1" w:color="AAB4C0"/>
-        </w:pBdr>
-      </w:pPr>
-    </w:p>
-    <w:p>
-      <w:pPr>
-        <w:spacing w:before="260"/>
-        <w:pBdr>
-          <w:bottom w:val="single" w:sz="4" w:space="1" w:color="AAB4C0"/>
-        </w:pBdr>
-      </w:pPr>
-    </w:p>
+    <w:tbl>
+      <w:tblPr>
+        <w:tblStyle w:val="TableGrid"/>
+        <w:tblW w:type="auto" w:w="0"/>
+        <w:tblLook w:firstColumn="1" w:firstRow="1" w:lastColumn="0" w:lastRow="0" w:noHBand="0" w:noVBand="1" w:val="04A0"/>
+      </w:tblPr>
+      <w:tblGrid>
+        <w:gridCol w:w="8640"/>
+      </w:tblGrid>
+      <w:tr>
+        <w:trPr>
+          <w:trHeight w:val="2040" w:hRule="atLeast"/>
+        </w:trPr>
+        <w:tc>
+          <w:tcPr>
+            <w:tcW w:type="dxa" w:w="8640"/>
+          </w:tcPr>
+          <w:p>
+            <w:pPr>
+              <w:spacing w:before="40"/>
+            </w:pPr>
+          </w:p>
+        </w:tc>
+      </w:tr>
+    </w:tbl>
+    <w:p/>
     <w:p>
       <w:r>
         <w:rPr>
@@ -3331,102 +3209,32 @@
         <w:t xml:space="preserve"> (AO3)</w:t>
       </w:r>
     </w:p>
-    <w:p>
-      <w:pPr>
-        <w:spacing w:before="260"/>
-        <w:pBdr>
-          <w:bottom w:val="single" w:sz="4" w:space="1" w:color="AAB4C0"/>
-        </w:pBdr>
-      </w:pPr>
-    </w:p>
-    <w:p>
-      <w:pPr>
-        <w:spacing w:before="260"/>
-        <w:pBdr>
-          <w:bottom w:val="single" w:sz="4" w:space="1" w:color="AAB4C0"/>
-        </w:pBdr>
-      </w:pPr>
-    </w:p>
-    <w:p>
-      <w:pPr>
-        <w:spacing w:before="260"/>
-        <w:pBdr>
-          <w:bottom w:val="single" w:sz="4" w:space="1" w:color="AAB4C0"/>
-        </w:pBdr>
-      </w:pPr>
-    </w:p>
-    <w:p>
-      <w:pPr>
-        <w:spacing w:before="260"/>
-        <w:pBdr>
-          <w:bottom w:val="single" w:sz="4" w:space="1" w:color="AAB4C0"/>
-        </w:pBdr>
-      </w:pPr>
-    </w:p>
-    <w:p>
-      <w:pPr>
-        <w:spacing w:before="260"/>
-        <w:pBdr>
-          <w:bottom w:val="single" w:sz="4" w:space="1" w:color="AAB4C0"/>
-        </w:pBdr>
-      </w:pPr>
-    </w:p>
-    <w:p>
-      <w:pPr>
-        <w:spacing w:before="260"/>
-        <w:pBdr>
-          <w:bottom w:val="single" w:sz="4" w:space="1" w:color="AAB4C0"/>
-        </w:pBdr>
-      </w:pPr>
-    </w:p>
-    <w:p>
-      <w:pPr>
-        <w:spacing w:before="260"/>
-        <w:pBdr>
-          <w:bottom w:val="single" w:sz="4" w:space="1" w:color="AAB4C0"/>
-        </w:pBdr>
-      </w:pPr>
-    </w:p>
-    <w:p>
-      <w:pPr>
-        <w:spacing w:before="260"/>
-        <w:pBdr>
-          <w:bottom w:val="single" w:sz="4" w:space="1" w:color="AAB4C0"/>
-        </w:pBdr>
-      </w:pPr>
-    </w:p>
-    <w:p>
-      <w:pPr>
-        <w:spacing w:before="260"/>
-        <w:pBdr>
-          <w:bottom w:val="single" w:sz="4" w:space="1" w:color="AAB4C0"/>
-        </w:pBdr>
-      </w:pPr>
-    </w:p>
-    <w:p>
-      <w:pPr>
-        <w:spacing w:before="260"/>
-        <w:pBdr>
-          <w:bottom w:val="single" w:sz="4" w:space="1" w:color="AAB4C0"/>
-        </w:pBdr>
-      </w:pPr>
-    </w:p>
-    <w:p>
-      <w:pPr>
-        <w:spacing w:before="260"/>
-        <w:pBdr>
-          <w:bottom w:val="single" w:sz="4" w:space="1" w:color="AAB4C0"/>
-        </w:pBdr>
-      </w:pPr>
-    </w:p>
-    <w:p>
-      <w:pPr>
-        <w:spacing w:before="260"/>
-        <w:pBdr>
-          <w:bottom w:val="single" w:sz="4" w:space="1" w:color="AAB4C0"/>
-        </w:pBdr>
-      </w:pPr>
-    </w:p>
+    <w:tbl>
+      <w:tblPr>
+        <w:tblStyle w:val="TableGrid"/>
+        <w:tblW w:type="auto" w:w="0"/>
+        <w:tblLook w:firstColumn="1" w:firstRow="1" w:lastColumn="0" w:lastRow="0" w:noHBand="0" w:noVBand="1" w:val="04A0"/>
+      </w:tblPr>
+      <w:tblGrid>
+        <w:gridCol w:w="8640"/>
+      </w:tblGrid>
+      <w:tr>
+        <w:trPr>
+          <w:trHeight w:val="4080" w:hRule="atLeast"/>
+        </w:trPr>
+        <w:tc>
+          <w:tcPr>
+            <w:tcW w:type="dxa" w:w="8640"/>
+          </w:tcPr>
+          <w:p>
+            <w:pPr>
+              <w:spacing w:before="40"/>
+            </w:pPr>
+          </w:p>
+        </w:tc>
+      </w:tr>
+    </w:tbl>
+    <w:p/>
     <w:p>
       <w:r>
         <w:rPr>
